--- a/Knowledge/3-Work knowledge/1-Software Engineering/2-Testing/5-My Source/1-ISTQB Foundation Level/1-Testing terms/7-Testing, QA and QC.docx
+++ b/Knowledge/3-Work knowledge/1-Software Engineering/2-Testing/5-My Source/1-ISTQB Foundation Level/1-Testing terms/7-Testing, QA and QC.docx
@@ -31,51 +31,77 @@
       </w:pPr>
       <w:r>
         <w:rPr>
-          <w:b/>
-          <w:shd w:val="clear" w:color="auto" w:fill="B7B7B7"/>
-        </w:rPr>
-        <w:t># Source</w:t>
-      </w:r>
-      <w:r>
-        <w:rPr>
-          <w:shd w:val="clear" w:color="auto" w:fill="B7B7B7"/>
-        </w:rPr>
-        <w:t xml:space="preserve">: </w:t>
-      </w:r>
-      <w:r>
-        <w:rPr>
-          <w:b/>
-          <w:shd w:val="clear" w:color="auto" w:fill="B7B7B7"/>
-        </w:rPr>
-        <w:t xml:space="preserve">Chatgpt </w:t>
-      </w:r>
-      <w:r>
-        <w:rPr>
-          <w:b/>
-          <w:sz w:val="14"/>
-          <w:szCs w:val="14"/>
-          <w:shd w:val="clear" w:color="auto" w:fill="B7B7B7"/>
-        </w:rPr>
-        <w:t>(GPT</w:t>
-      </w:r>
-      <w:r>
-        <w:rPr>
-          <w:rFonts w:ascii="Cambria Math" w:hAnsi="Cambria Math" w:cs="Cambria Math"/>
-          <w:b/>
-          <w:sz w:val="14"/>
-          <w:szCs w:val="14"/>
-          <w:shd w:val="clear" w:color="auto" w:fill="B7B7B7"/>
+          <w:rFonts w:ascii="Arial" w:eastAsia="Arial" w:hAnsi="Arial" w:cs="Arial"/>
+          <w:b/>
+          <w:color w:val="000000"/>
+          <w:sz w:val="18"/>
+          <w:highlight w:val="lightGray"/>
+        </w:rPr>
+        <w:t># Source: AI Source: Provided by: [Data Path</w:t>
+      </w:r>
+      <w:r>
+        <w:rPr>
+          <w:rFonts w:ascii="Arial" w:eastAsia="Arial" w:hAnsi="Arial" w:cs="Arial"/>
+          <w:color w:val="000000"/>
+          <w:sz w:val="18"/>
+          <w:highlight w:val="lightGray"/>
+        </w:rPr>
+        <w:t xml:space="preserve">: Persons Table -&gt; ID Column: 1, Name_En Column: Motasem Essam] -&gt; </w:t>
+      </w:r>
+      <w:r>
+        <w:rPr>
+          <w:rFonts w:ascii="Arial" w:eastAsia="Arial" w:hAnsi="Arial" w:cs="Arial"/>
+          <w:b/>
+          <w:color w:val="000000"/>
+          <w:sz w:val="18"/>
+          <w:highlight w:val="lightGray"/>
+        </w:rPr>
+        <w:t>From:</w:t>
+      </w:r>
+      <w:r>
+        <w:rPr>
+          <w:rFonts w:ascii="Arial" w:eastAsia="Arial" w:hAnsi="Arial" w:cs="Arial"/>
+          <w:color w:val="000000"/>
+          <w:sz w:val="18"/>
+          <w:highlight w:val="lightGray"/>
+        </w:rPr>
+        <w:t xml:space="preserve"> [Chatgpt (GPT</w:t>
+      </w:r>
+      <w:r>
+        <w:rPr>
+          <w:rFonts w:ascii="Arial" w:eastAsia="Arial" w:hAnsi="Arial" w:cs="Cambria Math"/>
+          <w:color w:val="000000"/>
+          <w:sz w:val="18"/>
+          <w:highlight w:val="lightGray"/>
         </w:rPr>
         <w:t>‑</w:t>
       </w:r>
       <w:r>
         <w:rPr>
-          <w:b/>
-          <w:sz w:val="14"/>
-          <w:szCs w:val="14"/>
-          <w:shd w:val="clear" w:color="auto" w:fill="B7B7B7"/>
-        </w:rPr>
-        <w:t>5 Mini) at [8/12/2025]</w:t>
+          <w:rFonts w:ascii="Arial" w:eastAsia="Arial" w:hAnsi="Arial" w:cs="Arial"/>
+          <w:color w:val="000000"/>
+          <w:sz w:val="18"/>
+          <w:highlight w:val="lightGray"/>
+        </w:rPr>
+        <w:t xml:space="preserve">5 Mini)] </w:t>
+      </w:r>
+      <w:r>
+        <w:rPr>
+          <w:rFonts w:ascii="Arial" w:eastAsia="Arial" w:hAnsi="Arial" w:cs="Arial"/>
+          <w:b/>
+          <w:color w:val="000000"/>
+          <w:sz w:val="18"/>
+          <w:highlight w:val="lightGray"/>
+        </w:rPr>
+        <w:t>on</w:t>
+      </w:r>
+      <w:r>
+        <w:rPr>
+          <w:rFonts w:ascii="Arial" w:eastAsia="Arial" w:hAnsi="Arial"/>
+          <w:sz w:val="18"/>
+          <w:highlight w:val="lightGray"/>
+        </w:rPr>
+        <w:t xml:space="preserve"> [8/12/2025]</w:t>
       </w:r>
     </w:p>
     <w:p>
@@ -84,7 +110,7 @@
           <w:ilvl w:val="0"/>
           <w:numId w:val="2"/>
         </w:numPr>
-        <w:spacing w:before="240"/>
+        <w:spacing w:before="240" w:after="0" w:line="276" w:lineRule="auto"/>
       </w:pPr>
       <w:r>
         <w:rPr>
@@ -125,6 +151,7 @@
           <w:ilvl w:val="0"/>
           <w:numId w:val="2"/>
         </w:numPr>
+        <w:spacing w:after="0" w:line="276" w:lineRule="auto"/>
       </w:pPr>
       <w:r>
         <w:rPr>
@@ -152,6 +179,7 @@
           <w:ilvl w:val="0"/>
           <w:numId w:val="2"/>
         </w:numPr>
+        <w:spacing w:after="0" w:line="276" w:lineRule="auto"/>
       </w:pPr>
       <w:r>
         <w:rPr>
@@ -179,6 +207,7 @@
           <w:ilvl w:val="0"/>
           <w:numId w:val="2"/>
         </w:numPr>
+        <w:spacing w:after="0" w:line="276" w:lineRule="auto"/>
       </w:pPr>
       <w:r>
         <w:rPr>
@@ -219,6 +248,7 @@
           <w:ilvl w:val="0"/>
           <w:numId w:val="2"/>
         </w:numPr>
+        <w:spacing w:after="0" w:line="276" w:lineRule="auto"/>
       </w:pPr>
       <w:r>
         <w:rPr>
@@ -246,7 +276,7 @@
           <w:ilvl w:val="0"/>
           <w:numId w:val="2"/>
         </w:numPr>
-        <w:spacing w:after="240"/>
+        <w:spacing w:after="240" w:line="276" w:lineRule="auto"/>
       </w:pPr>
       <w:r>
         <w:rPr>
@@ -270,7 +300,7 @@
     </w:p>
     <w:p>
       <w:r>
-        <w:pict w14:anchorId="0177D0C7">
+        <w:pict w14:anchorId="2744FD2D">
           <v:rect id="_x0000_i1025" style="width:0;height:1.5pt" o:hralign="center" o:bullet="t" o:hrstd="t" o:hr="t" fillcolor="#a0a0a0" stroked="f"/>
         </w:pict>
       </w:r>
@@ -295,51 +325,77 @@
       </w:pPr>
       <w:r>
         <w:rPr>
-          <w:b/>
-          <w:shd w:val="clear" w:color="auto" w:fill="B7B7B7"/>
-        </w:rPr>
-        <w:t># Source</w:t>
-      </w:r>
-      <w:r>
-        <w:rPr>
-          <w:shd w:val="clear" w:color="auto" w:fill="B7B7B7"/>
-        </w:rPr>
-        <w:t xml:space="preserve">: </w:t>
-      </w:r>
-      <w:r>
-        <w:rPr>
-          <w:b/>
-          <w:shd w:val="clear" w:color="auto" w:fill="B7B7B7"/>
-        </w:rPr>
-        <w:t xml:space="preserve">Chatgpt </w:t>
-      </w:r>
-      <w:r>
-        <w:rPr>
-          <w:b/>
-          <w:sz w:val="14"/>
-          <w:szCs w:val="14"/>
-          <w:shd w:val="clear" w:color="auto" w:fill="B7B7B7"/>
-        </w:rPr>
-        <w:t>(GPT</w:t>
-      </w:r>
-      <w:r>
-        <w:rPr>
-          <w:rFonts w:ascii="Cambria Math" w:hAnsi="Cambria Math" w:cs="Cambria Math"/>
-          <w:b/>
-          <w:sz w:val="14"/>
-          <w:szCs w:val="14"/>
-          <w:shd w:val="clear" w:color="auto" w:fill="B7B7B7"/>
+          <w:rFonts w:ascii="Arial" w:eastAsia="Arial" w:hAnsi="Arial" w:cs="Arial"/>
+          <w:b/>
+          <w:color w:val="000000"/>
+          <w:sz w:val="18"/>
+          <w:highlight w:val="lightGray"/>
+        </w:rPr>
+        <w:t># Source: AI Source: Provided by: [Data Path</w:t>
+      </w:r>
+      <w:r>
+        <w:rPr>
+          <w:rFonts w:ascii="Arial" w:eastAsia="Arial" w:hAnsi="Arial" w:cs="Arial"/>
+          <w:color w:val="000000"/>
+          <w:sz w:val="18"/>
+          <w:highlight w:val="lightGray"/>
+        </w:rPr>
+        <w:t xml:space="preserve">: Persons Table -&gt; ID Column: 1, Name_En Column: Motasem Essam] -&gt; </w:t>
+      </w:r>
+      <w:r>
+        <w:rPr>
+          <w:rFonts w:ascii="Arial" w:eastAsia="Arial" w:hAnsi="Arial" w:cs="Arial"/>
+          <w:b/>
+          <w:color w:val="000000"/>
+          <w:sz w:val="18"/>
+          <w:highlight w:val="lightGray"/>
+        </w:rPr>
+        <w:t>From:</w:t>
+      </w:r>
+      <w:r>
+        <w:rPr>
+          <w:rFonts w:ascii="Arial" w:eastAsia="Arial" w:hAnsi="Arial" w:cs="Arial"/>
+          <w:color w:val="000000"/>
+          <w:sz w:val="18"/>
+          <w:highlight w:val="lightGray"/>
+        </w:rPr>
+        <w:t xml:space="preserve"> [Chatgpt (GPT</w:t>
+      </w:r>
+      <w:r>
+        <w:rPr>
+          <w:rFonts w:ascii="Arial" w:eastAsia="Arial" w:hAnsi="Arial" w:cs="Cambria Math"/>
+          <w:color w:val="000000"/>
+          <w:sz w:val="18"/>
+          <w:highlight w:val="lightGray"/>
         </w:rPr>
         <w:t>‑</w:t>
       </w:r>
       <w:r>
         <w:rPr>
-          <w:b/>
-          <w:sz w:val="14"/>
-          <w:szCs w:val="14"/>
-          <w:shd w:val="clear" w:color="auto" w:fill="B7B7B7"/>
-        </w:rPr>
-        <w:t>5 Mini) at [8/12/2025]</w:t>
+          <w:rFonts w:ascii="Arial" w:eastAsia="Arial" w:hAnsi="Arial" w:cs="Arial"/>
+          <w:color w:val="000000"/>
+          <w:sz w:val="18"/>
+          <w:highlight w:val="lightGray"/>
+        </w:rPr>
+        <w:t xml:space="preserve">5 Mini)] </w:t>
+      </w:r>
+      <w:r>
+        <w:rPr>
+          <w:rFonts w:ascii="Arial" w:eastAsia="Arial" w:hAnsi="Arial" w:cs="Arial"/>
+          <w:b/>
+          <w:color w:val="000000"/>
+          <w:sz w:val="18"/>
+          <w:highlight w:val="lightGray"/>
+        </w:rPr>
+        <w:t>on</w:t>
+      </w:r>
+      <w:r>
+        <w:rPr>
+          <w:rFonts w:ascii="Arial" w:eastAsia="Arial" w:hAnsi="Arial"/>
+          <w:sz w:val="18"/>
+          <w:highlight w:val="lightGray"/>
+        </w:rPr>
+        <w:t xml:space="preserve"> [8/12/2025]</w:t>
       </w:r>
     </w:p>
     <w:p>
@@ -348,7 +404,7 @@
           <w:ilvl w:val="0"/>
           <w:numId w:val="9"/>
         </w:numPr>
-        <w:spacing w:before="240"/>
+        <w:spacing w:before="240" w:after="0" w:line="276" w:lineRule="auto"/>
       </w:pPr>
       <w:r>
         <w:rPr>
@@ -402,6 +458,7 @@
           <w:ilvl w:val="0"/>
           <w:numId w:val="9"/>
         </w:numPr>
+        <w:spacing w:after="0" w:line="276" w:lineRule="auto"/>
       </w:pPr>
       <w:r>
         <w:rPr>
@@ -442,6 +499,7 @@
           <w:ilvl w:val="0"/>
           <w:numId w:val="9"/>
         </w:numPr>
+        <w:spacing w:after="0" w:line="276" w:lineRule="auto"/>
       </w:pPr>
       <w:r>
         <w:rPr>
@@ -482,6 +540,7 @@
           <w:ilvl w:val="0"/>
           <w:numId w:val="9"/>
         </w:numPr>
+        <w:spacing w:after="0" w:line="276" w:lineRule="auto"/>
       </w:pPr>
       <w:r>
         <w:rPr>
@@ -509,6 +568,7 @@
           <w:ilvl w:val="0"/>
           <w:numId w:val="9"/>
         </w:numPr>
+        <w:spacing w:after="0" w:line="276" w:lineRule="auto"/>
         <w:rPr>
           <w:rFonts w:ascii="Roboto Mono" w:eastAsia="Roboto Mono" w:hAnsi="Roboto Mono" w:cs="Roboto Mono"/>
         </w:rPr>
@@ -534,15 +594,15 @@
           <w:ilvl w:val="1"/>
           <w:numId w:val="9"/>
         </w:numPr>
-        <w:rPr>
-          <w:rFonts w:ascii="Roboto Mono" w:eastAsia="Roboto Mono" w:hAnsi="Roboto Mono" w:cs="Roboto Mono"/>
-        </w:rPr>
-      </w:pPr>
-      <w:r>
-        <w:rPr>
-          <w:rFonts w:ascii="Roboto Mono" w:eastAsia="Roboto Mono" w:hAnsi="Roboto Mono" w:cs="Roboto Mono"/>
-        </w:rPr>
-        <w:lastRenderedPageBreak/>
+        <w:spacing w:after="0" w:line="276" w:lineRule="auto"/>
+        <w:rPr>
+          <w:rFonts w:ascii="Roboto Mono" w:eastAsia="Roboto Mono" w:hAnsi="Roboto Mono" w:cs="Roboto Mono"/>
+        </w:rPr>
+      </w:pPr>
+      <w:r>
+        <w:rPr>
+          <w:rFonts w:ascii="Roboto Mono" w:eastAsia="Roboto Mono" w:hAnsi="Roboto Mono" w:cs="Roboto Mono"/>
+        </w:rPr>
         <w:t>Defining coding standards.</w:t>
       </w:r>
       <w:r>
@@ -558,6 +618,7 @@
           <w:ilvl w:val="1"/>
           <w:numId w:val="9"/>
         </w:numPr>
+        <w:spacing w:after="0" w:line="276" w:lineRule="auto"/>
         <w:rPr>
           <w:rFonts w:ascii="Roboto Mono" w:eastAsia="Roboto Mono" w:hAnsi="Roboto Mono" w:cs="Roboto Mono"/>
         </w:rPr>
@@ -581,7 +642,7 @@
           <w:ilvl w:val="1"/>
           <w:numId w:val="9"/>
         </w:numPr>
-        <w:spacing w:after="240"/>
+        <w:spacing w:after="240" w:line="276" w:lineRule="auto"/>
       </w:pPr>
       <w:r>
         <w:rPr>
@@ -605,20 +666,17 @@
         <w:ind w:left="720"/>
         <w:rPr>
           <w:rFonts w:ascii="Roboto Mono" w:hAnsi="Roboto Mono"/>
-          <w:lang w:val="en-US"/>
         </w:rPr>
       </w:pPr>
       <w:r>
         <w:rPr>
           <w:rFonts w:ascii="Segoe UI Emoji" w:hAnsi="Segoe UI Emoji" w:cs="Segoe UI Emoji"/>
-          <w:lang w:val="en-US"/>
         </w:rPr>
         <w:t>💡</w:t>
       </w:r>
       <w:r>
         <w:rPr>
           <w:rFonts w:ascii="Roboto Mono" w:hAnsi="Roboto Mono"/>
-          <w:lang w:val="en-US"/>
         </w:rPr>
         <w:t xml:space="preserve"> </w:t>
       </w:r>
@@ -627,7 +685,6 @@
           <w:rFonts w:ascii="Roboto Mono" w:hAnsi="Roboto Mono"/>
           <w:b/>
           <w:bCs/>
-          <w:lang w:val="en-US"/>
         </w:rPr>
         <w:t>Simple example:</w:t>
       </w:r>
@@ -642,11 +699,10 @@
           <w:tab w:val="clear" w:pos="720"/>
           <w:tab w:val="num" w:pos="1440"/>
         </w:tabs>
-        <w:spacing w:after="240"/>
+        <w:spacing w:after="240" w:line="276" w:lineRule="auto"/>
         <w:ind w:left="1440"/>
         <w:rPr>
           <w:rFonts w:ascii="Roboto Mono" w:hAnsi="Roboto Mono"/>
-          <w:lang w:val="en-US"/>
         </w:rPr>
       </w:pPr>
       <w:r>
@@ -654,14 +710,12 @@
           <w:rFonts w:ascii="Roboto Mono" w:hAnsi="Roboto Mono"/>
           <w:b/>
           <w:bCs/>
-          <w:lang w:val="en-US"/>
         </w:rPr>
         <w:t>Requirements phase:</w:t>
       </w:r>
       <w:r>
         <w:rPr>
           <w:rFonts w:ascii="Roboto Mono" w:hAnsi="Roboto Mono"/>
-          <w:lang w:val="en-US"/>
         </w:rPr>
         <w:t xml:space="preserve"> QA checks that requirements are clear, consistent, and testable.</w:t>
       </w:r>
@@ -676,11 +730,10 @@
           <w:tab w:val="clear" w:pos="720"/>
           <w:tab w:val="num" w:pos="1440"/>
         </w:tabs>
-        <w:spacing w:after="240"/>
+        <w:spacing w:after="240" w:line="276" w:lineRule="auto"/>
         <w:ind w:left="1440"/>
         <w:rPr>
           <w:rFonts w:ascii="Roboto Mono" w:hAnsi="Roboto Mono"/>
-          <w:lang w:val="en-US"/>
         </w:rPr>
       </w:pPr>
       <w:r>
@@ -688,14 +741,12 @@
           <w:rFonts w:ascii="Roboto Mono" w:hAnsi="Roboto Mono"/>
           <w:b/>
           <w:bCs/>
-          <w:lang w:val="en-US"/>
         </w:rPr>
         <w:t>Design phase:</w:t>
       </w:r>
       <w:r>
         <w:rPr>
           <w:rFonts w:ascii="Roboto Mono" w:hAnsi="Roboto Mono"/>
-          <w:lang w:val="en-US"/>
         </w:rPr>
         <w:t xml:space="preserve"> QA ensures design follows best practices and standards.</w:t>
       </w:r>
@@ -710,11 +761,10 @@
           <w:tab w:val="clear" w:pos="720"/>
           <w:tab w:val="num" w:pos="1440"/>
         </w:tabs>
-        <w:spacing w:after="240"/>
+        <w:spacing w:after="240" w:line="276" w:lineRule="auto"/>
         <w:ind w:left="1440"/>
         <w:rPr>
           <w:rFonts w:ascii="Roboto Mono" w:hAnsi="Roboto Mono"/>
-          <w:lang w:val="en-US"/>
         </w:rPr>
       </w:pPr>
       <w:r>
@@ -722,14 +772,12 @@
           <w:rFonts w:ascii="Roboto Mono" w:hAnsi="Roboto Mono"/>
           <w:b/>
           <w:bCs/>
-          <w:lang w:val="en-US"/>
         </w:rPr>
         <w:t>Development phase:</w:t>
       </w:r>
       <w:r>
         <w:rPr>
           <w:rFonts w:ascii="Roboto Mono" w:hAnsi="Roboto Mono"/>
-          <w:lang w:val="en-US"/>
         </w:rPr>
         <w:t xml:space="preserve"> QA confirms coding standards, reviews, and processes are followed.</w:t>
       </w:r>
@@ -744,11 +792,10 @@
           <w:tab w:val="clear" w:pos="720"/>
           <w:tab w:val="num" w:pos="1440"/>
         </w:tabs>
-        <w:spacing w:after="240"/>
+        <w:spacing w:after="240" w:line="276" w:lineRule="auto"/>
         <w:ind w:left="1440"/>
         <w:rPr>
           <w:rFonts w:ascii="Roboto Mono" w:hAnsi="Roboto Mono"/>
-          <w:lang w:val="en-US"/>
         </w:rPr>
       </w:pPr>
       <w:r>
@@ -756,21 +803,19 @@
           <w:rFonts w:ascii="Roboto Mono" w:hAnsi="Roboto Mono"/>
           <w:b/>
           <w:bCs/>
-          <w:lang w:val="en-US"/>
         </w:rPr>
         <w:t>Testing and release:</w:t>
       </w:r>
       <w:r>
         <w:rPr>
           <w:rFonts w:ascii="Roboto Mono" w:hAnsi="Roboto Mono"/>
-          <w:lang w:val="en-US"/>
         </w:rPr>
         <w:t xml:space="preserve"> QA verifies that testing procedures meet quality criteria.</w:t>
       </w:r>
     </w:p>
     <w:p>
       <w:r>
-        <w:pict w14:anchorId="6C910E0C">
+        <w:pict w14:anchorId="1CB15BF3">
           <v:rect id="_x0000_i1026" style="width:0;height:1.5pt" o:hralign="center" o:hrstd="t" o:hr="t" fillcolor="#a0a0a0" stroked="f"/>
         </w:pict>
       </w:r>
@@ -789,51 +834,77 @@
       </w:pPr>
       <w:r>
         <w:rPr>
-          <w:b/>
-          <w:shd w:val="clear" w:color="auto" w:fill="B7B7B7"/>
-        </w:rPr>
-        <w:t># Source</w:t>
-      </w:r>
-      <w:r>
-        <w:rPr>
-          <w:shd w:val="clear" w:color="auto" w:fill="B7B7B7"/>
-        </w:rPr>
-        <w:t xml:space="preserve">: </w:t>
-      </w:r>
-      <w:r>
-        <w:rPr>
-          <w:b/>
-          <w:shd w:val="clear" w:color="auto" w:fill="B7B7B7"/>
-        </w:rPr>
-        <w:t xml:space="preserve">Chatgpt </w:t>
-      </w:r>
-      <w:r>
-        <w:rPr>
-          <w:b/>
-          <w:sz w:val="14"/>
-          <w:szCs w:val="14"/>
-          <w:shd w:val="clear" w:color="auto" w:fill="B7B7B7"/>
-        </w:rPr>
-        <w:t>(GPT</w:t>
-      </w:r>
-      <w:r>
-        <w:rPr>
-          <w:rFonts w:ascii="Cambria Math" w:hAnsi="Cambria Math" w:cs="Cambria Math"/>
-          <w:b/>
-          <w:sz w:val="14"/>
-          <w:szCs w:val="14"/>
-          <w:shd w:val="clear" w:color="auto" w:fill="B7B7B7"/>
+          <w:rFonts w:ascii="Arial" w:eastAsia="Arial" w:hAnsi="Arial" w:cs="Arial"/>
+          <w:b/>
+          <w:color w:val="000000"/>
+          <w:sz w:val="18"/>
+          <w:highlight w:val="lightGray"/>
+        </w:rPr>
+        <w:t># Source: AI Source: Provided by: [Data Path</w:t>
+      </w:r>
+      <w:r>
+        <w:rPr>
+          <w:rFonts w:ascii="Arial" w:eastAsia="Arial" w:hAnsi="Arial" w:cs="Arial"/>
+          <w:color w:val="000000"/>
+          <w:sz w:val="18"/>
+          <w:highlight w:val="lightGray"/>
+        </w:rPr>
+        <w:t xml:space="preserve">: Persons Table -&gt; ID Column: 1, Name_En Column: Motasem Essam] -&gt; </w:t>
+      </w:r>
+      <w:r>
+        <w:rPr>
+          <w:rFonts w:ascii="Arial" w:eastAsia="Arial" w:hAnsi="Arial" w:cs="Arial"/>
+          <w:b/>
+          <w:color w:val="000000"/>
+          <w:sz w:val="18"/>
+          <w:highlight w:val="lightGray"/>
+        </w:rPr>
+        <w:t>From:</w:t>
+      </w:r>
+      <w:r>
+        <w:rPr>
+          <w:rFonts w:ascii="Arial" w:eastAsia="Arial" w:hAnsi="Arial" w:cs="Arial"/>
+          <w:color w:val="000000"/>
+          <w:sz w:val="18"/>
+          <w:highlight w:val="lightGray"/>
+        </w:rPr>
+        <w:t xml:space="preserve"> [Chatgpt (GPT</w:t>
+      </w:r>
+      <w:r>
+        <w:rPr>
+          <w:rFonts w:ascii="Arial" w:eastAsia="Arial" w:hAnsi="Arial" w:cs="Cambria Math"/>
+          <w:color w:val="000000"/>
+          <w:sz w:val="18"/>
+          <w:highlight w:val="lightGray"/>
         </w:rPr>
         <w:t>‑</w:t>
       </w:r>
       <w:r>
         <w:rPr>
-          <w:b/>
-          <w:sz w:val="14"/>
-          <w:szCs w:val="14"/>
-          <w:shd w:val="clear" w:color="auto" w:fill="B7B7B7"/>
-        </w:rPr>
-        <w:t>5 Mini) at [8/12/2025]</w:t>
+          <w:rFonts w:ascii="Arial" w:eastAsia="Arial" w:hAnsi="Arial" w:cs="Arial"/>
+          <w:color w:val="000000"/>
+          <w:sz w:val="18"/>
+          <w:highlight w:val="lightGray"/>
+        </w:rPr>
+        <w:t xml:space="preserve">5 Mini)] </w:t>
+      </w:r>
+      <w:r>
+        <w:rPr>
+          <w:rFonts w:ascii="Arial" w:eastAsia="Arial" w:hAnsi="Arial" w:cs="Arial"/>
+          <w:b/>
+          <w:color w:val="000000"/>
+          <w:sz w:val="18"/>
+          <w:highlight w:val="lightGray"/>
+        </w:rPr>
+        <w:t>on</w:t>
+      </w:r>
+      <w:r>
+        <w:rPr>
+          <w:rFonts w:ascii="Arial" w:eastAsia="Arial" w:hAnsi="Arial"/>
+          <w:sz w:val="18"/>
+          <w:highlight w:val="lightGray"/>
+        </w:rPr>
+        <w:t xml:space="preserve"> [8/12/2025]</w:t>
       </w:r>
     </w:p>
     <w:p>
@@ -842,7 +913,7 @@
           <w:noProof/>
         </w:rPr>
         <w:drawing>
-          <wp:inline distT="114300" distB="114300" distL="114300" distR="114300" wp14:anchorId="2CB3EA72" wp14:editId="0D35E139">
+          <wp:inline distT="114300" distB="114300" distL="114300" distR="114300" wp14:anchorId="1C00FE8A" wp14:editId="6D31C67A">
             <wp:extent cx="5943600" cy="1930400"/>
             <wp:effectExtent l="0" t="0" r="0" b="0"/>
             <wp:docPr id="1" name="image1.png"/>
@@ -1125,7 +1196,6 @@
                 <w:rFonts w:ascii="Roboto Mono" w:eastAsia="Roboto Mono" w:hAnsi="Roboto Mono" w:cs="Roboto Mono"/>
                 <w:b/>
               </w:rPr>
-              <w:lastRenderedPageBreak/>
               <w:t>Scope</w:t>
             </w:r>
           </w:p>
@@ -1482,7 +1552,7 @@
     </w:tbl>
     <w:p>
       <w:r>
-        <w:pict w14:anchorId="13D4E590">
+        <w:pict w14:anchorId="5B214062">
           <v:rect id="_x0000_i1027" style="width:0;height:1.5pt" o:hralign="center" o:hrstd="t" o:hr="t" fillcolor="#a0a0a0" stroked="f"/>
         </w:pict>
       </w:r>
@@ -1510,7 +1580,7 @@
           <w:ilvl w:val="0"/>
           <w:numId w:val="1"/>
         </w:numPr>
-        <w:spacing w:before="240"/>
+        <w:spacing w:before="240" w:after="0" w:line="276" w:lineRule="auto"/>
       </w:pPr>
       <w:r>
         <w:rPr>
@@ -1538,7 +1608,7 @@
           <w:ilvl w:val="0"/>
           <w:numId w:val="1"/>
         </w:numPr>
-        <w:spacing w:after="240"/>
+        <w:spacing w:after="240" w:line="276" w:lineRule="auto"/>
       </w:pPr>
       <w:r>
         <w:rPr>
@@ -1556,7 +1626,7 @@
     </w:p>
     <w:p>
       <w:r>
-        <w:pict w14:anchorId="6977866C">
+        <w:pict w14:anchorId="25AFD7E7">
           <v:rect id="_x0000_i1028" style="width:0;height:1.5pt" o:hralign="center" o:hrstd="t" o:hr="t" fillcolor="#a0a0a0" stroked="f"/>
         </w:pict>
       </w:r>
@@ -1581,51 +1651,77 @@
       </w:pPr>
       <w:r>
         <w:rPr>
-          <w:b/>
-          <w:shd w:val="clear" w:color="auto" w:fill="B7B7B7"/>
-        </w:rPr>
-        <w:t># Source</w:t>
-      </w:r>
-      <w:r>
-        <w:rPr>
-          <w:shd w:val="clear" w:color="auto" w:fill="B7B7B7"/>
-        </w:rPr>
-        <w:t xml:space="preserve">: </w:t>
-      </w:r>
-      <w:r>
-        <w:rPr>
-          <w:b/>
-          <w:shd w:val="clear" w:color="auto" w:fill="B7B7B7"/>
-        </w:rPr>
-        <w:t xml:space="preserve">Chatgpt </w:t>
-      </w:r>
-      <w:r>
-        <w:rPr>
-          <w:b/>
-          <w:sz w:val="14"/>
-          <w:szCs w:val="14"/>
-          <w:shd w:val="clear" w:color="auto" w:fill="B7B7B7"/>
-        </w:rPr>
-        <w:t>(GPT</w:t>
-      </w:r>
-      <w:r>
-        <w:rPr>
-          <w:rFonts w:ascii="Cambria Math" w:hAnsi="Cambria Math" w:cs="Cambria Math"/>
-          <w:b/>
-          <w:sz w:val="14"/>
-          <w:szCs w:val="14"/>
-          <w:shd w:val="clear" w:color="auto" w:fill="B7B7B7"/>
+          <w:rFonts w:ascii="Arial" w:eastAsia="Arial" w:hAnsi="Arial" w:cs="Arial"/>
+          <w:b/>
+          <w:color w:val="000000"/>
+          <w:sz w:val="18"/>
+          <w:highlight w:val="lightGray"/>
+        </w:rPr>
+        <w:t># Source: AI Source: Provided by: [Data Path</w:t>
+      </w:r>
+      <w:r>
+        <w:rPr>
+          <w:rFonts w:ascii="Arial" w:eastAsia="Arial" w:hAnsi="Arial" w:cs="Arial"/>
+          <w:color w:val="000000"/>
+          <w:sz w:val="18"/>
+          <w:highlight w:val="lightGray"/>
+        </w:rPr>
+        <w:t xml:space="preserve">: Persons Table -&gt; ID Column: 1, Name_En Column: Motasem Essam] -&gt; </w:t>
+      </w:r>
+      <w:r>
+        <w:rPr>
+          <w:rFonts w:ascii="Arial" w:eastAsia="Arial" w:hAnsi="Arial" w:cs="Arial"/>
+          <w:b/>
+          <w:color w:val="000000"/>
+          <w:sz w:val="18"/>
+          <w:highlight w:val="lightGray"/>
+        </w:rPr>
+        <w:t>From:</w:t>
+      </w:r>
+      <w:r>
+        <w:rPr>
+          <w:rFonts w:ascii="Arial" w:eastAsia="Arial" w:hAnsi="Arial" w:cs="Arial"/>
+          <w:color w:val="000000"/>
+          <w:sz w:val="18"/>
+          <w:highlight w:val="lightGray"/>
+        </w:rPr>
+        <w:t xml:space="preserve"> [Chatgpt (GPT</w:t>
+      </w:r>
+      <w:r>
+        <w:rPr>
+          <w:rFonts w:ascii="Arial" w:eastAsia="Arial" w:hAnsi="Arial" w:cs="Cambria Math"/>
+          <w:color w:val="000000"/>
+          <w:sz w:val="18"/>
+          <w:highlight w:val="lightGray"/>
         </w:rPr>
         <w:t>‑</w:t>
       </w:r>
       <w:r>
         <w:rPr>
-          <w:b/>
-          <w:sz w:val="14"/>
-          <w:szCs w:val="14"/>
-          <w:shd w:val="clear" w:color="auto" w:fill="B7B7B7"/>
-        </w:rPr>
-        <w:t>5 Mini) at [8/12/2025]</w:t>
+          <w:rFonts w:ascii="Arial" w:eastAsia="Arial" w:hAnsi="Arial" w:cs="Arial"/>
+          <w:color w:val="000000"/>
+          <w:sz w:val="18"/>
+          <w:highlight w:val="lightGray"/>
+        </w:rPr>
+        <w:t xml:space="preserve">5 Mini)] </w:t>
+      </w:r>
+      <w:r>
+        <w:rPr>
+          <w:rFonts w:ascii="Arial" w:eastAsia="Arial" w:hAnsi="Arial" w:cs="Arial"/>
+          <w:b/>
+          <w:color w:val="000000"/>
+          <w:sz w:val="18"/>
+          <w:highlight w:val="lightGray"/>
+        </w:rPr>
+        <w:t>on</w:t>
+      </w:r>
+      <w:r>
+        <w:rPr>
+          <w:rFonts w:ascii="Arial" w:eastAsia="Arial" w:hAnsi="Arial"/>
+          <w:sz w:val="18"/>
+          <w:highlight w:val="lightGray"/>
+        </w:rPr>
+        <w:t xml:space="preserve"> [8/12/2025]</w:t>
       </w:r>
     </w:p>
     <w:p>
@@ -1634,7 +1730,7 @@
           <w:ilvl w:val="0"/>
           <w:numId w:val="7"/>
         </w:numPr>
-        <w:spacing w:before="240"/>
+        <w:spacing w:before="240" w:after="0" w:line="276" w:lineRule="auto"/>
       </w:pPr>
       <w:r>
         <w:rPr>
@@ -1688,6 +1784,7 @@
           <w:ilvl w:val="0"/>
           <w:numId w:val="7"/>
         </w:numPr>
+        <w:spacing w:after="0" w:line="276" w:lineRule="auto"/>
       </w:pPr>
       <w:r>
         <w:rPr>
@@ -1728,6 +1825,7 @@
           <w:ilvl w:val="0"/>
           <w:numId w:val="7"/>
         </w:numPr>
+        <w:spacing w:after="0" w:line="276" w:lineRule="auto"/>
       </w:pPr>
       <w:r>
         <w:rPr>
@@ -1768,6 +1866,7 @@
           <w:ilvl w:val="0"/>
           <w:numId w:val="7"/>
         </w:numPr>
+        <w:spacing w:after="0" w:line="276" w:lineRule="auto"/>
       </w:pPr>
       <w:r>
         <w:rPr>
@@ -1795,6 +1894,7 @@
           <w:ilvl w:val="0"/>
           <w:numId w:val="7"/>
         </w:numPr>
+        <w:spacing w:after="0" w:line="276" w:lineRule="auto"/>
         <w:rPr>
           <w:rFonts w:ascii="Roboto Mono" w:eastAsia="Roboto Mono" w:hAnsi="Roboto Mono" w:cs="Roboto Mono"/>
         </w:rPr>
@@ -1820,6 +1920,7 @@
           <w:ilvl w:val="1"/>
           <w:numId w:val="7"/>
         </w:numPr>
+        <w:spacing w:after="0" w:line="276" w:lineRule="auto"/>
         <w:rPr>
           <w:rFonts w:ascii="Roboto Mono" w:eastAsia="Roboto Mono" w:hAnsi="Roboto Mono" w:cs="Roboto Mono"/>
         </w:rPr>
@@ -1843,6 +1944,7 @@
           <w:ilvl w:val="1"/>
           <w:numId w:val="7"/>
         </w:numPr>
+        <w:spacing w:after="0" w:line="276" w:lineRule="auto"/>
         <w:rPr>
           <w:rFonts w:ascii="Roboto Mono" w:eastAsia="Roboto Mono" w:hAnsi="Roboto Mono" w:cs="Roboto Mono"/>
         </w:rPr>
@@ -1866,19 +1968,18 @@
           <w:ilvl w:val="1"/>
           <w:numId w:val="7"/>
         </w:numPr>
-        <w:spacing w:after="240"/>
-      </w:pPr>
-      <w:r>
-        <w:rPr>
-          <w:rFonts w:ascii="Roboto Mono" w:eastAsia="Roboto Mono" w:hAnsi="Roboto Mono" w:cs="Roboto Mono"/>
-        </w:rPr>
-        <w:lastRenderedPageBreak/>
+        <w:spacing w:after="240" w:line="276" w:lineRule="auto"/>
+      </w:pPr>
+      <w:r>
+        <w:rPr>
+          <w:rFonts w:ascii="Roboto Mono" w:eastAsia="Roboto Mono" w:hAnsi="Roboto Mono" w:cs="Roboto Mono"/>
+        </w:rPr>
         <w:t>Measuring performance.</w:t>
       </w:r>
     </w:p>
     <w:p>
       <w:r>
-        <w:pict w14:anchorId="296CD785">
+        <w:pict w14:anchorId="65FA8CC3">
           <v:rect id="_x0000_i1029" style="width:0;height:1.5pt" o:hralign="center" o:hrstd="t" o:hr="t" fillcolor="#a0a0a0" stroked="f"/>
         </w:pict>
       </w:r>
@@ -1905,51 +2006,77 @@
       </w:pPr>
       <w:r>
         <w:rPr>
-          <w:b/>
-          <w:shd w:val="clear" w:color="auto" w:fill="B7B7B7"/>
-        </w:rPr>
-        <w:t># Source</w:t>
-      </w:r>
-      <w:r>
-        <w:rPr>
-          <w:shd w:val="clear" w:color="auto" w:fill="B7B7B7"/>
-        </w:rPr>
-        <w:t xml:space="preserve">: </w:t>
-      </w:r>
-      <w:r>
-        <w:rPr>
-          <w:b/>
-          <w:shd w:val="clear" w:color="auto" w:fill="B7B7B7"/>
-        </w:rPr>
-        <w:t xml:space="preserve">Chatgpt </w:t>
-      </w:r>
-      <w:r>
-        <w:rPr>
-          <w:b/>
-          <w:sz w:val="14"/>
-          <w:szCs w:val="14"/>
-          <w:shd w:val="clear" w:color="auto" w:fill="B7B7B7"/>
-        </w:rPr>
-        <w:t>(GPT</w:t>
-      </w:r>
-      <w:r>
-        <w:rPr>
-          <w:rFonts w:ascii="Cambria Math" w:hAnsi="Cambria Math" w:cs="Cambria Math"/>
-          <w:b/>
-          <w:sz w:val="14"/>
-          <w:szCs w:val="14"/>
-          <w:shd w:val="clear" w:color="auto" w:fill="B7B7B7"/>
+          <w:rFonts w:ascii="Arial" w:eastAsia="Arial" w:hAnsi="Arial" w:cs="Arial"/>
+          <w:b/>
+          <w:color w:val="000000"/>
+          <w:sz w:val="18"/>
+          <w:highlight w:val="lightGray"/>
+        </w:rPr>
+        <w:t># Source: AI Source: Provided by: [Data Path</w:t>
+      </w:r>
+      <w:r>
+        <w:rPr>
+          <w:rFonts w:ascii="Arial" w:eastAsia="Arial" w:hAnsi="Arial" w:cs="Arial"/>
+          <w:color w:val="000000"/>
+          <w:sz w:val="18"/>
+          <w:highlight w:val="lightGray"/>
+        </w:rPr>
+        <w:t xml:space="preserve">: Persons Table -&gt; ID Column: 1, Name_En Column: Motasem Essam] -&gt; </w:t>
+      </w:r>
+      <w:r>
+        <w:rPr>
+          <w:rFonts w:ascii="Arial" w:eastAsia="Arial" w:hAnsi="Arial" w:cs="Arial"/>
+          <w:b/>
+          <w:color w:val="000000"/>
+          <w:sz w:val="18"/>
+          <w:highlight w:val="lightGray"/>
+        </w:rPr>
+        <w:t>From:</w:t>
+      </w:r>
+      <w:r>
+        <w:rPr>
+          <w:rFonts w:ascii="Arial" w:eastAsia="Arial" w:hAnsi="Arial" w:cs="Arial"/>
+          <w:color w:val="000000"/>
+          <w:sz w:val="18"/>
+          <w:highlight w:val="lightGray"/>
+        </w:rPr>
+        <w:t xml:space="preserve"> [Chatgpt (GPT</w:t>
+      </w:r>
+      <w:r>
+        <w:rPr>
+          <w:rFonts w:ascii="Arial" w:eastAsia="Arial" w:hAnsi="Arial" w:cs="Cambria Math"/>
+          <w:color w:val="000000"/>
+          <w:sz w:val="18"/>
+          <w:highlight w:val="lightGray"/>
         </w:rPr>
         <w:t>‑</w:t>
       </w:r>
       <w:r>
         <w:rPr>
-          <w:b/>
-          <w:sz w:val="14"/>
-          <w:szCs w:val="14"/>
-          <w:shd w:val="clear" w:color="auto" w:fill="B7B7B7"/>
-        </w:rPr>
-        <w:t>5 Mini) at [8/12/2025]</w:t>
+          <w:rFonts w:ascii="Arial" w:eastAsia="Arial" w:hAnsi="Arial" w:cs="Arial"/>
+          <w:color w:val="000000"/>
+          <w:sz w:val="18"/>
+          <w:highlight w:val="lightGray"/>
+        </w:rPr>
+        <w:t xml:space="preserve">5 Mini)] </w:t>
+      </w:r>
+      <w:r>
+        <w:rPr>
+          <w:rFonts w:ascii="Arial" w:eastAsia="Arial" w:hAnsi="Arial" w:cs="Arial"/>
+          <w:b/>
+          <w:color w:val="000000"/>
+          <w:sz w:val="18"/>
+          <w:highlight w:val="lightGray"/>
+        </w:rPr>
+        <w:t>on</w:t>
+      </w:r>
+      <w:r>
+        <w:rPr>
+          <w:rFonts w:ascii="Arial" w:eastAsia="Arial" w:hAnsi="Arial"/>
+          <w:sz w:val="18"/>
+          <w:highlight w:val="lightGray"/>
+        </w:rPr>
+        <w:t xml:space="preserve"> [8/12/2025]</w:t>
       </w:r>
     </w:p>
     <w:p>
@@ -1958,7 +2085,7 @@
           <w:noProof/>
         </w:rPr>
         <w:drawing>
-          <wp:inline distT="0" distB="0" distL="0" distR="0" wp14:anchorId="670DF7F5" wp14:editId="1DEE714F">
+          <wp:inline distT="0" distB="0" distL="0" distR="0" wp14:anchorId="29982810" wp14:editId="4D45BD76">
             <wp:extent cx="5943600" cy="2269490"/>
             <wp:effectExtent l="0" t="0" r="0" b="0"/>
             <wp:docPr id="957788399" name="Picture 1"/>
@@ -2008,10 +2135,10 @@
         <w:tblLook w:val="04A0" w:firstRow="1" w:lastRow="0" w:firstColumn="1" w:lastColumn="0" w:noHBand="0" w:noVBand="1"/>
       </w:tblPr>
       <w:tblGrid>
-        <w:gridCol w:w="1000"/>
-        <w:gridCol w:w="2094"/>
-        <w:gridCol w:w="2729"/>
-        <w:gridCol w:w="3537"/>
+        <w:gridCol w:w="1084"/>
+        <w:gridCol w:w="2144"/>
+        <w:gridCol w:w="2688"/>
+        <w:gridCol w:w="3444"/>
       </w:tblGrid>
       <w:tr>
         <w:trPr>
@@ -2030,7 +2157,6 @@
                 <w:rFonts w:ascii="Roboto Mono" w:hAnsi="Roboto Mono"/>
                 <w:b/>
                 <w:bCs/>
-                <w:lang w:val="en-US"/>
               </w:rPr>
             </w:pPr>
             <w:r>
@@ -2038,7 +2164,6 @@
                 <w:rFonts w:ascii="Roboto Mono" w:hAnsi="Roboto Mono"/>
                 <w:b/>
                 <w:bCs/>
-                <w:lang w:val="en-US"/>
               </w:rPr>
               <w:t>Feature</w:t>
             </w:r>
@@ -2056,7 +2181,6 @@
                 <w:rFonts w:ascii="Roboto Mono" w:hAnsi="Roboto Mono"/>
                 <w:b/>
                 <w:bCs/>
-                <w:lang w:val="en-US"/>
               </w:rPr>
             </w:pPr>
             <w:r>
@@ -2064,7 +2188,6 @@
                 <w:rFonts w:ascii="Roboto Mono" w:hAnsi="Roboto Mono"/>
                 <w:b/>
                 <w:bCs/>
-                <w:lang w:val="en-US"/>
               </w:rPr>
               <w:t>QA (Quality Assurance)</w:t>
             </w:r>
@@ -2082,7 +2205,6 @@
                 <w:rFonts w:ascii="Roboto Mono" w:hAnsi="Roboto Mono"/>
                 <w:b/>
                 <w:bCs/>
-                <w:lang w:val="en-US"/>
               </w:rPr>
             </w:pPr>
             <w:r>
@@ -2090,7 +2212,6 @@
                 <w:rFonts w:ascii="Roboto Mono" w:hAnsi="Roboto Mono"/>
                 <w:b/>
                 <w:bCs/>
-                <w:lang w:val="en-US"/>
               </w:rPr>
               <w:t>QC (Quality Control)</w:t>
             </w:r>
@@ -2108,7 +2229,6 @@
                 <w:rFonts w:ascii="Roboto Mono" w:hAnsi="Roboto Mono"/>
                 <w:b/>
                 <w:bCs/>
-                <w:lang w:val="en-US"/>
               </w:rPr>
             </w:pPr>
             <w:r>
@@ -2116,7 +2236,6 @@
                 <w:rFonts w:ascii="Roboto Mono" w:hAnsi="Roboto Mono"/>
                 <w:b/>
                 <w:bCs/>
-                <w:lang w:val="en-US"/>
               </w:rPr>
               <w:t>Testing</w:t>
             </w:r>
@@ -2137,7 +2256,6 @@
             <w:pPr>
               <w:rPr>
                 <w:rFonts w:ascii="Roboto Mono" w:hAnsi="Roboto Mono"/>
-                <w:lang w:val="en-US"/>
               </w:rPr>
             </w:pPr>
             <w:r>
@@ -2145,7 +2263,6 @@
                 <w:rFonts w:ascii="Roboto Mono" w:hAnsi="Roboto Mono"/>
                 <w:b/>
                 <w:bCs/>
-                <w:lang w:val="en-US"/>
               </w:rPr>
               <w:t>Focus</w:t>
             </w:r>
@@ -2161,13 +2278,11 @@
             <w:pPr>
               <w:rPr>
                 <w:rFonts w:ascii="Roboto Mono" w:hAnsi="Roboto Mono"/>
-                <w:lang w:val="en-US"/>
               </w:rPr>
             </w:pPr>
             <w:r>
               <w:rPr>
                 <w:rFonts w:ascii="Roboto Mono" w:hAnsi="Roboto Mono"/>
-                <w:lang w:val="en-US"/>
               </w:rPr>
               <w:t>Process (how to build)</w:t>
             </w:r>
@@ -2183,13 +2298,11 @@
             <w:pPr>
               <w:rPr>
                 <w:rFonts w:ascii="Roboto Mono" w:hAnsi="Roboto Mono"/>
-                <w:lang w:val="en-US"/>
               </w:rPr>
             </w:pPr>
             <w:r>
               <w:rPr>
                 <w:rFonts w:ascii="Roboto Mono" w:hAnsi="Roboto Mono"/>
-                <w:lang w:val="en-US"/>
               </w:rPr>
               <w:t>Product (what is built)</w:t>
             </w:r>
@@ -2205,13 +2318,11 @@
             <w:pPr>
               <w:rPr>
                 <w:rFonts w:ascii="Roboto Mono" w:hAnsi="Roboto Mono"/>
-                <w:lang w:val="en-US"/>
               </w:rPr>
             </w:pPr>
             <w:r>
               <w:rPr>
                 <w:rFonts w:ascii="Roboto Mono" w:hAnsi="Roboto Mono"/>
-                <w:lang w:val="en-US"/>
               </w:rPr>
               <w:t>Product behavior (does it work as intended)</w:t>
             </w:r>
@@ -2232,7 +2343,6 @@
             <w:pPr>
               <w:rPr>
                 <w:rFonts w:ascii="Roboto Mono" w:hAnsi="Roboto Mono"/>
-                <w:lang w:val="en-US"/>
               </w:rPr>
             </w:pPr>
             <w:r>
@@ -2240,7 +2350,6 @@
                 <w:rFonts w:ascii="Roboto Mono" w:hAnsi="Roboto Mono"/>
                 <w:b/>
                 <w:bCs/>
-                <w:lang w:val="en-US"/>
               </w:rPr>
               <w:t>Goal</w:t>
             </w:r>
@@ -2256,13 +2365,11 @@
             <w:pPr>
               <w:rPr>
                 <w:rFonts w:ascii="Roboto Mono" w:hAnsi="Roboto Mono"/>
-                <w:lang w:val="en-US"/>
               </w:rPr>
             </w:pPr>
             <w:r>
               <w:rPr>
                 <w:rFonts w:ascii="Roboto Mono" w:hAnsi="Roboto Mono"/>
-                <w:lang w:val="en-US"/>
               </w:rPr>
               <w:t>Prevent defects</w:t>
             </w:r>
@@ -2278,13 +2385,11 @@
             <w:pPr>
               <w:rPr>
                 <w:rFonts w:ascii="Roboto Mono" w:hAnsi="Roboto Mono"/>
-                <w:lang w:val="en-US"/>
               </w:rPr>
             </w:pPr>
             <w:r>
               <w:rPr>
                 <w:rFonts w:ascii="Roboto Mono" w:hAnsi="Roboto Mono"/>
-                <w:lang w:val="en-US"/>
               </w:rPr>
               <w:t>Detect defects</w:t>
             </w:r>
@@ -2300,13 +2405,11 @@
             <w:pPr>
               <w:rPr>
                 <w:rFonts w:ascii="Roboto Mono" w:hAnsi="Roboto Mono"/>
-                <w:lang w:val="en-US"/>
               </w:rPr>
             </w:pPr>
             <w:r>
               <w:rPr>
                 <w:rFonts w:ascii="Roboto Mono" w:hAnsi="Roboto Mono"/>
-                <w:lang w:val="en-US"/>
               </w:rPr>
               <w:t>Verify and validate functionality</w:t>
             </w:r>
@@ -2327,7 +2430,6 @@
             <w:pPr>
               <w:rPr>
                 <w:rFonts w:ascii="Roboto Mono" w:hAnsi="Roboto Mono"/>
-                <w:lang w:val="en-US"/>
               </w:rPr>
             </w:pPr>
             <w:r>
@@ -2335,7 +2437,6 @@
                 <w:rFonts w:ascii="Roboto Mono" w:hAnsi="Roboto Mono"/>
                 <w:b/>
                 <w:bCs/>
-                <w:lang w:val="en-US"/>
               </w:rPr>
               <w:t>When</w:t>
             </w:r>
@@ -2351,13 +2452,11 @@
             <w:pPr>
               <w:rPr>
                 <w:rFonts w:ascii="Roboto Mono" w:hAnsi="Roboto Mono"/>
-                <w:lang w:val="en-US"/>
               </w:rPr>
             </w:pPr>
             <w:r>
               <w:rPr>
                 <w:rFonts w:ascii="Roboto Mono" w:hAnsi="Roboto Mono"/>
-                <w:lang w:val="en-US"/>
               </w:rPr>
               <w:t>Throughout development</w:t>
             </w:r>
@@ -2373,13 +2472,11 @@
             <w:pPr>
               <w:rPr>
                 <w:rFonts w:ascii="Roboto Mono" w:hAnsi="Roboto Mono"/>
-                <w:lang w:val="en-US"/>
               </w:rPr>
             </w:pPr>
             <w:r>
               <w:rPr>
                 <w:rFonts w:ascii="Roboto Mono" w:hAnsi="Roboto Mono"/>
-                <w:lang w:val="en-US"/>
               </w:rPr>
               <w:t>After development / during testing</w:t>
             </w:r>
@@ -2395,13 +2492,11 @@
             <w:pPr>
               <w:rPr>
                 <w:rFonts w:ascii="Roboto Mono" w:hAnsi="Roboto Mono"/>
-                <w:lang w:val="en-US"/>
               </w:rPr>
             </w:pPr>
             <w:r>
               <w:rPr>
                 <w:rFonts w:ascii="Roboto Mono" w:hAnsi="Roboto Mono"/>
-                <w:lang w:val="en-US"/>
               </w:rPr>
               <w:t>After coding (usually specific phases in SDLC)</w:t>
             </w:r>
@@ -2422,7 +2517,6 @@
             <w:pPr>
               <w:rPr>
                 <w:rFonts w:ascii="Roboto Mono" w:hAnsi="Roboto Mono"/>
-                <w:lang w:val="en-US"/>
               </w:rPr>
             </w:pPr>
             <w:r>
@@ -2430,7 +2524,6 @@
                 <w:rFonts w:ascii="Roboto Mono" w:hAnsi="Roboto Mono"/>
                 <w:b/>
                 <w:bCs/>
-                <w:lang w:val="en-US"/>
               </w:rPr>
               <w:t>Type</w:t>
             </w:r>
@@ -2446,13 +2539,11 @@
             <w:pPr>
               <w:rPr>
                 <w:rFonts w:ascii="Roboto Mono" w:hAnsi="Roboto Mono"/>
-                <w:lang w:val="en-US"/>
               </w:rPr>
             </w:pPr>
             <w:r>
               <w:rPr>
                 <w:rFonts w:ascii="Roboto Mono" w:hAnsi="Roboto Mono"/>
-                <w:lang w:val="en-US"/>
               </w:rPr>
               <w:t>Proactive</w:t>
             </w:r>
@@ -2468,13 +2559,11 @@
             <w:pPr>
               <w:rPr>
                 <w:rFonts w:ascii="Roboto Mono" w:hAnsi="Roboto Mono"/>
-                <w:lang w:val="en-US"/>
               </w:rPr>
             </w:pPr>
             <w:r>
               <w:rPr>
                 <w:rFonts w:ascii="Roboto Mono" w:hAnsi="Roboto Mono"/>
-                <w:lang w:val="en-US"/>
               </w:rPr>
               <w:t>Reactive</w:t>
             </w:r>
@@ -2490,13 +2579,11 @@
             <w:pPr>
               <w:rPr>
                 <w:rFonts w:ascii="Roboto Mono" w:hAnsi="Roboto Mono"/>
-                <w:lang w:val="en-US"/>
               </w:rPr>
             </w:pPr>
             <w:r>
               <w:rPr>
                 <w:rFonts w:ascii="Roboto Mono" w:hAnsi="Roboto Mono"/>
-                <w:lang w:val="en-US"/>
               </w:rPr>
               <w:t>Reactive (executing tests to find issues)</w:t>
             </w:r>
@@ -2517,7 +2604,6 @@
             <w:pPr>
               <w:rPr>
                 <w:rFonts w:ascii="Roboto Mono" w:hAnsi="Roboto Mono"/>
-                <w:lang w:val="en-US"/>
               </w:rPr>
             </w:pPr>
             <w:r>
@@ -2525,7 +2611,6 @@
                 <w:rFonts w:ascii="Roboto Mono" w:hAnsi="Roboto Mono"/>
                 <w:b/>
                 <w:bCs/>
-                <w:lang w:val="en-US"/>
               </w:rPr>
               <w:t>Example</w:t>
             </w:r>
@@ -2541,13 +2626,11 @@
             <w:pPr>
               <w:rPr>
                 <w:rFonts w:ascii="Roboto Mono" w:hAnsi="Roboto Mono"/>
-                <w:lang w:val="en-US"/>
               </w:rPr>
             </w:pPr>
             <w:r>
               <w:rPr>
                 <w:rFonts w:ascii="Roboto Mono" w:hAnsi="Roboto Mono"/>
-                <w:lang w:val="en-US"/>
               </w:rPr>
               <w:t>Set coding standards</w:t>
             </w:r>
@@ -2563,13 +2646,11 @@
             <w:pPr>
               <w:rPr>
                 <w:rFonts w:ascii="Roboto Mono" w:hAnsi="Roboto Mono"/>
-                <w:lang w:val="en-US"/>
               </w:rPr>
             </w:pPr>
             <w:r>
               <w:rPr>
                 <w:rFonts w:ascii="Roboto Mono" w:hAnsi="Roboto Mono"/>
-                <w:lang w:val="en-US"/>
               </w:rPr>
               <w:t>Run inspections / reviews</w:t>
             </w:r>
@@ -2585,13 +2666,11 @@
             <w:pPr>
               <w:rPr>
                 <w:rFonts w:ascii="Roboto Mono" w:hAnsi="Roboto Mono"/>
-                <w:lang w:val="en-US"/>
               </w:rPr>
             </w:pPr>
             <w:r>
               <w:rPr>
                 <w:rFonts w:ascii="Roboto Mono" w:hAnsi="Roboto Mono"/>
-                <w:lang w:val="en-US"/>
               </w:rPr>
               <w:t>Run test cases on finished code</w:t>
             </w:r>
@@ -2599,16 +2678,10 @@
         </w:tc>
       </w:tr>
     </w:tbl>
-    <w:p>
-      <w:pPr>
-        <w:rPr>
-          <w:lang w:val="en-US"/>
-        </w:rPr>
-      </w:pPr>
-    </w:p>
-    <w:p>
-      <w:r>
-        <w:pict w14:anchorId="4F94CD93">
+    <w:p/>
+    <w:p>
+      <w:r>
+        <w:pict w14:anchorId="57F6F87E">
           <v:rect id="_x0000_i1030" style="width:0;height:1.5pt" o:hralign="center" o:hrstd="t" o:hr="t" fillcolor="#a0a0a0" stroked="f"/>
         </w:pict>
       </w:r>
@@ -2641,7 +2714,7 @@
           <w:ilvl w:val="0"/>
           <w:numId w:val="5"/>
         </w:numPr>
-        <w:spacing w:before="240"/>
+        <w:spacing w:before="240" w:after="0" w:line="276" w:lineRule="auto"/>
       </w:pPr>
       <w:r>
         <w:rPr>
@@ -2682,14 +2755,13 @@
           <w:ilvl w:val="0"/>
           <w:numId w:val="5"/>
         </w:numPr>
-        <w:spacing w:after="240"/>
-      </w:pPr>
-      <w:r>
-        <w:rPr>
-          <w:rFonts w:ascii="Roboto Mono" w:eastAsia="Roboto Mono" w:hAnsi="Roboto Mono" w:cs="Roboto Mono"/>
-          <w:b/>
-        </w:rPr>
-        <w:lastRenderedPageBreak/>
+        <w:spacing w:after="240" w:line="276" w:lineRule="auto"/>
+      </w:pPr>
+      <w:r>
+        <w:rPr>
+          <w:rFonts w:ascii="Roboto Mono" w:eastAsia="Roboto Mono" w:hAnsi="Roboto Mono" w:cs="Roboto Mono"/>
+          <w:b/>
+        </w:rPr>
         <w:t>QC</w:t>
       </w:r>
       <w:r>
@@ -2714,7 +2786,7 @@
     </w:p>
     <w:p>
       <w:r>
-        <w:pict w14:anchorId="1A9F6C74">
+        <w:pict w14:anchorId="38A7E9F1">
           <v:rect id="_x0000_i1031" style="width:0;height:1.5pt" o:hralign="center" o:hrstd="t" o:hr="t" fillcolor="#a0a0a0" stroked="f"/>
         </w:pict>
       </w:r>
@@ -2737,51 +2809,77 @@
       </w:pPr>
       <w:r>
         <w:rPr>
-          <w:b/>
-          <w:shd w:val="clear" w:color="auto" w:fill="B7B7B7"/>
-        </w:rPr>
-        <w:t># Source</w:t>
-      </w:r>
-      <w:r>
-        <w:rPr>
-          <w:shd w:val="clear" w:color="auto" w:fill="B7B7B7"/>
-        </w:rPr>
-        <w:t xml:space="preserve">: </w:t>
-      </w:r>
-      <w:r>
-        <w:rPr>
-          <w:b/>
-          <w:shd w:val="clear" w:color="auto" w:fill="B7B7B7"/>
-        </w:rPr>
-        <w:t xml:space="preserve">Chatgpt </w:t>
-      </w:r>
-      <w:r>
-        <w:rPr>
-          <w:b/>
-          <w:sz w:val="14"/>
-          <w:szCs w:val="14"/>
-          <w:shd w:val="clear" w:color="auto" w:fill="B7B7B7"/>
-        </w:rPr>
-        <w:t>(GPT</w:t>
-      </w:r>
-      <w:r>
-        <w:rPr>
-          <w:rFonts w:ascii="Cambria Math" w:hAnsi="Cambria Math" w:cs="Cambria Math"/>
-          <w:b/>
-          <w:sz w:val="14"/>
-          <w:szCs w:val="14"/>
-          <w:shd w:val="clear" w:color="auto" w:fill="B7B7B7"/>
+          <w:rFonts w:ascii="Arial" w:eastAsia="Arial" w:hAnsi="Arial" w:cs="Arial"/>
+          <w:b/>
+          <w:color w:val="000000"/>
+          <w:sz w:val="18"/>
+          <w:highlight w:val="lightGray"/>
+        </w:rPr>
+        <w:t># Source: AI Source: Provided by: [Data Path</w:t>
+      </w:r>
+      <w:r>
+        <w:rPr>
+          <w:rFonts w:ascii="Arial" w:eastAsia="Arial" w:hAnsi="Arial" w:cs="Arial"/>
+          <w:color w:val="000000"/>
+          <w:sz w:val="18"/>
+          <w:highlight w:val="lightGray"/>
+        </w:rPr>
+        <w:t xml:space="preserve">: Persons Table -&gt; ID Column: 1, Name_En Column: Motasem Essam] -&gt; </w:t>
+      </w:r>
+      <w:r>
+        <w:rPr>
+          <w:rFonts w:ascii="Arial" w:eastAsia="Arial" w:hAnsi="Arial" w:cs="Arial"/>
+          <w:b/>
+          <w:color w:val="000000"/>
+          <w:sz w:val="18"/>
+          <w:highlight w:val="lightGray"/>
+        </w:rPr>
+        <w:t>From:</w:t>
+      </w:r>
+      <w:r>
+        <w:rPr>
+          <w:rFonts w:ascii="Arial" w:eastAsia="Arial" w:hAnsi="Arial" w:cs="Arial"/>
+          <w:color w:val="000000"/>
+          <w:sz w:val="18"/>
+          <w:highlight w:val="lightGray"/>
+        </w:rPr>
+        <w:t xml:space="preserve"> [Chatgpt (GPT</w:t>
+      </w:r>
+      <w:r>
+        <w:rPr>
+          <w:rFonts w:ascii="Arial" w:eastAsia="Arial" w:hAnsi="Arial" w:cs="Cambria Math"/>
+          <w:color w:val="000000"/>
+          <w:sz w:val="18"/>
+          <w:highlight w:val="lightGray"/>
         </w:rPr>
         <w:t>‑</w:t>
       </w:r>
       <w:r>
         <w:rPr>
-          <w:b/>
-          <w:sz w:val="14"/>
-          <w:szCs w:val="14"/>
-          <w:shd w:val="clear" w:color="auto" w:fill="B7B7B7"/>
-        </w:rPr>
-        <w:t>5 Mini) at [8/12/2025]</w:t>
+          <w:rFonts w:ascii="Arial" w:eastAsia="Arial" w:hAnsi="Arial" w:cs="Arial"/>
+          <w:color w:val="000000"/>
+          <w:sz w:val="18"/>
+          <w:highlight w:val="lightGray"/>
+        </w:rPr>
+        <w:t xml:space="preserve">5 Mini)] </w:t>
+      </w:r>
+      <w:r>
+        <w:rPr>
+          <w:rFonts w:ascii="Arial" w:eastAsia="Arial" w:hAnsi="Arial" w:cs="Arial"/>
+          <w:b/>
+          <w:color w:val="000000"/>
+          <w:sz w:val="18"/>
+          <w:highlight w:val="lightGray"/>
+        </w:rPr>
+        <w:t>on</w:t>
+      </w:r>
+      <w:r>
+        <w:rPr>
+          <w:rFonts w:ascii="Arial" w:eastAsia="Arial" w:hAnsi="Arial"/>
+          <w:sz w:val="18"/>
+          <w:highlight w:val="lightGray"/>
+        </w:rPr>
+        <w:t xml:space="preserve"> [8/12/2025]</w:t>
       </w:r>
     </w:p>
     <w:p>
@@ -2839,7 +2937,7 @@
     </w:p>
     <w:p>
       <w:r>
-        <w:pict w14:anchorId="71104EC4">
+        <w:pict w14:anchorId="1CC6992C">
           <v:rect id="_x0000_i1032" style="width:0;height:1.5pt" o:hralign="center" o:hrstd="t" o:hr="t" fillcolor="#a0a0a0" stroked="f"/>
         </w:pict>
       </w:r>
@@ -2862,51 +2960,77 @@
       </w:pPr>
       <w:r>
         <w:rPr>
-          <w:b/>
-          <w:shd w:val="clear" w:color="auto" w:fill="B7B7B7"/>
-        </w:rPr>
-        <w:t># Source</w:t>
-      </w:r>
-      <w:r>
-        <w:rPr>
-          <w:shd w:val="clear" w:color="auto" w:fill="B7B7B7"/>
-        </w:rPr>
-        <w:t xml:space="preserve">: </w:t>
-      </w:r>
-      <w:r>
-        <w:rPr>
-          <w:b/>
-          <w:shd w:val="clear" w:color="auto" w:fill="B7B7B7"/>
-        </w:rPr>
-        <w:t xml:space="preserve">Chatgpt </w:t>
-      </w:r>
-      <w:r>
-        <w:rPr>
-          <w:b/>
-          <w:sz w:val="14"/>
-          <w:szCs w:val="14"/>
-          <w:shd w:val="clear" w:color="auto" w:fill="B7B7B7"/>
-        </w:rPr>
-        <w:t>(GPT</w:t>
-      </w:r>
-      <w:r>
-        <w:rPr>
-          <w:rFonts w:ascii="Cambria Math" w:hAnsi="Cambria Math" w:cs="Cambria Math"/>
-          <w:b/>
-          <w:sz w:val="14"/>
-          <w:szCs w:val="14"/>
-          <w:shd w:val="clear" w:color="auto" w:fill="B7B7B7"/>
+          <w:rFonts w:ascii="Arial" w:eastAsia="Arial" w:hAnsi="Arial" w:cs="Arial"/>
+          <w:b/>
+          <w:color w:val="000000"/>
+          <w:sz w:val="18"/>
+          <w:highlight w:val="lightGray"/>
+        </w:rPr>
+        <w:t># Source: AI Source: Provided by: [Data Path</w:t>
+      </w:r>
+      <w:r>
+        <w:rPr>
+          <w:rFonts w:ascii="Arial" w:eastAsia="Arial" w:hAnsi="Arial" w:cs="Arial"/>
+          <w:color w:val="000000"/>
+          <w:sz w:val="18"/>
+          <w:highlight w:val="lightGray"/>
+        </w:rPr>
+        <w:t xml:space="preserve">: Persons Table -&gt; ID Column: 1, Name_En Column: Motasem Essam] -&gt; </w:t>
+      </w:r>
+      <w:r>
+        <w:rPr>
+          <w:rFonts w:ascii="Arial" w:eastAsia="Arial" w:hAnsi="Arial" w:cs="Arial"/>
+          <w:b/>
+          <w:color w:val="000000"/>
+          <w:sz w:val="18"/>
+          <w:highlight w:val="lightGray"/>
+        </w:rPr>
+        <w:t>From:</w:t>
+      </w:r>
+      <w:r>
+        <w:rPr>
+          <w:rFonts w:ascii="Arial" w:eastAsia="Arial" w:hAnsi="Arial" w:cs="Arial"/>
+          <w:color w:val="000000"/>
+          <w:sz w:val="18"/>
+          <w:highlight w:val="lightGray"/>
+        </w:rPr>
+        <w:t xml:space="preserve"> [Chatgpt (GPT</w:t>
+      </w:r>
+      <w:r>
+        <w:rPr>
+          <w:rFonts w:ascii="Arial" w:eastAsia="Arial" w:hAnsi="Arial" w:cs="Cambria Math"/>
+          <w:color w:val="000000"/>
+          <w:sz w:val="18"/>
+          <w:highlight w:val="lightGray"/>
         </w:rPr>
         <w:t>‑</w:t>
       </w:r>
       <w:r>
         <w:rPr>
-          <w:b/>
-          <w:sz w:val="14"/>
-          <w:szCs w:val="14"/>
-          <w:shd w:val="clear" w:color="auto" w:fill="B7B7B7"/>
-        </w:rPr>
-        <w:t>5 Mini) at [8/12/2025]</w:t>
+          <w:rFonts w:ascii="Arial" w:eastAsia="Arial" w:hAnsi="Arial" w:cs="Arial"/>
+          <w:color w:val="000000"/>
+          <w:sz w:val="18"/>
+          <w:highlight w:val="lightGray"/>
+        </w:rPr>
+        <w:t xml:space="preserve">5 Mini)] </w:t>
+      </w:r>
+      <w:r>
+        <w:rPr>
+          <w:rFonts w:ascii="Arial" w:eastAsia="Arial" w:hAnsi="Arial" w:cs="Arial"/>
+          <w:b/>
+          <w:color w:val="000000"/>
+          <w:sz w:val="18"/>
+          <w:highlight w:val="lightGray"/>
+        </w:rPr>
+        <w:t>on</w:t>
+      </w:r>
+      <w:r>
+        <w:rPr>
+          <w:rFonts w:ascii="Arial" w:eastAsia="Arial" w:hAnsi="Arial"/>
+          <w:sz w:val="18"/>
+          <w:highlight w:val="lightGray"/>
+        </w:rPr>
+        <w:t xml:space="preserve"> [8/12/2025]</w:t>
       </w:r>
     </w:p>
     <w:p>
@@ -2915,7 +3039,7 @@
           <w:ilvl w:val="0"/>
           <w:numId w:val="4"/>
         </w:numPr>
-        <w:spacing w:before="240"/>
+        <w:spacing w:before="240" w:after="0" w:line="276" w:lineRule="auto"/>
       </w:pPr>
       <w:r>
         <w:rPr>
@@ -2956,6 +3080,7 @@
           <w:ilvl w:val="0"/>
           <w:numId w:val="4"/>
         </w:numPr>
+        <w:spacing w:after="0" w:line="276" w:lineRule="auto"/>
       </w:pPr>
       <w:r>
         <w:rPr>
@@ -2989,6 +3114,7 @@
           <w:ilvl w:val="0"/>
           <w:numId w:val="4"/>
         </w:numPr>
+        <w:spacing w:after="0" w:line="276" w:lineRule="auto"/>
         <w:rPr>
           <w:rFonts w:ascii="Roboto Mono" w:eastAsia="Roboto Mono" w:hAnsi="Roboto Mono" w:cs="Roboto Mono"/>
         </w:rPr>
@@ -3012,6 +3138,7 @@
           <w:ilvl w:val="0"/>
           <w:numId w:val="4"/>
         </w:numPr>
+        <w:spacing w:after="0" w:line="276" w:lineRule="auto"/>
         <w:rPr>
           <w:rFonts w:ascii="Roboto Mono" w:eastAsia="Roboto Mono" w:hAnsi="Roboto Mono" w:cs="Roboto Mono"/>
         </w:rPr>
@@ -3037,6 +3164,7 @@
           <w:ilvl w:val="1"/>
           <w:numId w:val="4"/>
         </w:numPr>
+        <w:spacing w:after="0" w:line="276" w:lineRule="auto"/>
         <w:rPr>
           <w:rFonts w:ascii="Roboto Mono" w:eastAsia="Roboto Mono" w:hAnsi="Roboto Mono" w:cs="Roboto Mono"/>
         </w:rPr>
@@ -3060,7 +3188,7 @@
           <w:ilvl w:val="1"/>
           <w:numId w:val="4"/>
         </w:numPr>
-        <w:spacing w:after="240"/>
+        <w:spacing w:after="240" w:line="276" w:lineRule="auto"/>
       </w:pPr>
       <w:r>
         <w:rPr>
@@ -3071,7 +3199,7 @@
     </w:p>
     <w:p>
       <w:r>
-        <w:pict w14:anchorId="19AAB0FD">
+        <w:pict w14:anchorId="09EEDF91">
           <v:rect id="_x0000_i1033" style="width:0;height:1.5pt" o:hralign="center" o:hrstd="t" o:hr="t" fillcolor="#a0a0a0" stroked="f"/>
         </w:pict>
       </w:r>
@@ -3094,51 +3222,77 @@
       </w:pPr>
       <w:r>
         <w:rPr>
-          <w:b/>
-          <w:shd w:val="clear" w:color="auto" w:fill="B7B7B7"/>
-        </w:rPr>
-        <w:t># Source</w:t>
-      </w:r>
-      <w:r>
-        <w:rPr>
-          <w:shd w:val="clear" w:color="auto" w:fill="B7B7B7"/>
-        </w:rPr>
-        <w:t xml:space="preserve">: </w:t>
-      </w:r>
-      <w:r>
-        <w:rPr>
-          <w:b/>
-          <w:shd w:val="clear" w:color="auto" w:fill="B7B7B7"/>
-        </w:rPr>
-        <w:t xml:space="preserve">Chatgpt </w:t>
-      </w:r>
-      <w:r>
-        <w:rPr>
-          <w:b/>
-          <w:sz w:val="14"/>
-          <w:szCs w:val="14"/>
-          <w:shd w:val="clear" w:color="auto" w:fill="B7B7B7"/>
-        </w:rPr>
-        <w:t>(GPT</w:t>
-      </w:r>
-      <w:r>
-        <w:rPr>
-          <w:rFonts w:ascii="Cambria Math" w:hAnsi="Cambria Math" w:cs="Cambria Math"/>
-          <w:b/>
-          <w:sz w:val="14"/>
-          <w:szCs w:val="14"/>
-          <w:shd w:val="clear" w:color="auto" w:fill="B7B7B7"/>
+          <w:rFonts w:ascii="Arial" w:eastAsia="Arial" w:hAnsi="Arial" w:cs="Arial"/>
+          <w:b/>
+          <w:color w:val="000000"/>
+          <w:sz w:val="18"/>
+          <w:highlight w:val="lightGray"/>
+        </w:rPr>
+        <w:t># Source: AI Source: Provided by: [Data Path</w:t>
+      </w:r>
+      <w:r>
+        <w:rPr>
+          <w:rFonts w:ascii="Arial" w:eastAsia="Arial" w:hAnsi="Arial" w:cs="Arial"/>
+          <w:color w:val="000000"/>
+          <w:sz w:val="18"/>
+          <w:highlight w:val="lightGray"/>
+        </w:rPr>
+        <w:t xml:space="preserve">: Persons Table -&gt; ID Column: 1, Name_En Column: Motasem Essam] -&gt; </w:t>
+      </w:r>
+      <w:r>
+        <w:rPr>
+          <w:rFonts w:ascii="Arial" w:eastAsia="Arial" w:hAnsi="Arial" w:cs="Arial"/>
+          <w:b/>
+          <w:color w:val="000000"/>
+          <w:sz w:val="18"/>
+          <w:highlight w:val="lightGray"/>
+        </w:rPr>
+        <w:t>From:</w:t>
+      </w:r>
+      <w:r>
+        <w:rPr>
+          <w:rFonts w:ascii="Arial" w:eastAsia="Arial" w:hAnsi="Arial" w:cs="Arial"/>
+          <w:color w:val="000000"/>
+          <w:sz w:val="18"/>
+          <w:highlight w:val="lightGray"/>
+        </w:rPr>
+        <w:t xml:space="preserve"> [Chatgpt (GPT</w:t>
+      </w:r>
+      <w:r>
+        <w:rPr>
+          <w:rFonts w:ascii="Arial" w:eastAsia="Arial" w:hAnsi="Arial" w:cs="Cambria Math"/>
+          <w:color w:val="000000"/>
+          <w:sz w:val="18"/>
+          <w:highlight w:val="lightGray"/>
         </w:rPr>
         <w:t>‑</w:t>
       </w:r>
       <w:r>
         <w:rPr>
-          <w:b/>
-          <w:sz w:val="14"/>
-          <w:szCs w:val="14"/>
-          <w:shd w:val="clear" w:color="auto" w:fill="B7B7B7"/>
-        </w:rPr>
-        <w:t>5 Mini) at [8/12/2025]</w:t>
+          <w:rFonts w:ascii="Arial" w:eastAsia="Arial" w:hAnsi="Arial" w:cs="Arial"/>
+          <w:color w:val="000000"/>
+          <w:sz w:val="18"/>
+          <w:highlight w:val="lightGray"/>
+        </w:rPr>
+        <w:t xml:space="preserve">5 Mini)] </w:t>
+      </w:r>
+      <w:r>
+        <w:rPr>
+          <w:rFonts w:ascii="Arial" w:eastAsia="Arial" w:hAnsi="Arial" w:cs="Arial"/>
+          <w:b/>
+          <w:color w:val="000000"/>
+          <w:sz w:val="18"/>
+          <w:highlight w:val="lightGray"/>
+        </w:rPr>
+        <w:t>on</w:t>
+      </w:r>
+      <w:r>
+        <w:rPr>
+          <w:rFonts w:ascii="Arial" w:eastAsia="Arial" w:hAnsi="Arial"/>
+          <w:sz w:val="18"/>
+          <w:highlight w:val="lightGray"/>
+        </w:rPr>
+        <w:t xml:space="preserve"> [8/12/2025]</w:t>
       </w:r>
     </w:p>
     <w:p>
@@ -3147,7 +3301,7 @@
           <w:ilvl w:val="0"/>
           <w:numId w:val="6"/>
         </w:numPr>
-        <w:spacing w:before="240"/>
+        <w:spacing w:before="240" w:after="0" w:line="276" w:lineRule="auto"/>
       </w:pPr>
       <w:r>
         <w:rPr>
@@ -3188,6 +3342,7 @@
           <w:ilvl w:val="0"/>
           <w:numId w:val="6"/>
         </w:numPr>
+        <w:spacing w:after="0" w:line="276" w:lineRule="auto"/>
       </w:pPr>
       <w:r>
         <w:rPr>
@@ -3221,6 +3376,7 @@
           <w:ilvl w:val="0"/>
           <w:numId w:val="6"/>
         </w:numPr>
+        <w:spacing w:after="0" w:line="276" w:lineRule="auto"/>
         <w:rPr>
           <w:rFonts w:ascii="Roboto Mono" w:eastAsia="Roboto Mono" w:hAnsi="Roboto Mono" w:cs="Roboto Mono"/>
         </w:rPr>
@@ -3229,7 +3385,6 @@
         <w:rPr>
           <w:rFonts w:ascii="Nova Mono" w:eastAsia="Nova Mono" w:hAnsi="Nova Mono" w:cs="Nova Mono"/>
         </w:rPr>
-        <w:lastRenderedPageBreak/>
         <w:t>Without testing → QC has no way to confirm if the product works correctly.</w:t>
       </w:r>
       <w:r>
@@ -3245,6 +3400,7 @@
           <w:ilvl w:val="0"/>
           <w:numId w:val="6"/>
         </w:numPr>
+        <w:spacing w:after="0" w:line="276" w:lineRule="auto"/>
         <w:rPr>
           <w:rFonts w:ascii="Roboto Mono" w:eastAsia="Roboto Mono" w:hAnsi="Roboto Mono" w:cs="Roboto Mono"/>
         </w:rPr>
@@ -3270,6 +3426,7 @@
           <w:ilvl w:val="1"/>
           <w:numId w:val="6"/>
         </w:numPr>
+        <w:spacing w:after="0" w:line="276" w:lineRule="auto"/>
         <w:rPr>
           <w:rFonts w:ascii="Roboto Mono" w:eastAsia="Roboto Mono" w:hAnsi="Roboto Mono" w:cs="Roboto Mono"/>
         </w:rPr>
@@ -3293,7 +3450,7 @@
           <w:ilvl w:val="1"/>
           <w:numId w:val="6"/>
         </w:numPr>
-        <w:spacing w:after="240"/>
+        <w:spacing w:after="240" w:line="276" w:lineRule="auto"/>
       </w:pPr>
       <w:r>
         <w:rPr>
@@ -3304,7 +3461,7 @@
     </w:p>
     <w:p>
       <w:r>
-        <w:pict w14:anchorId="44549015">
+        <w:pict w14:anchorId="2C036218">
           <v:rect id="_x0000_i1034" style="width:0;height:1.5pt" o:hralign="center" o:hrstd="t" o:hr="t" fillcolor="#a0a0a0" stroked="f"/>
         </w:pict>
       </w:r>
@@ -3327,51 +3484,77 @@
       </w:pPr>
       <w:r>
         <w:rPr>
-          <w:b/>
-          <w:shd w:val="clear" w:color="auto" w:fill="B7B7B7"/>
-        </w:rPr>
-        <w:t># Source</w:t>
-      </w:r>
-      <w:r>
-        <w:rPr>
-          <w:shd w:val="clear" w:color="auto" w:fill="B7B7B7"/>
-        </w:rPr>
-        <w:t xml:space="preserve">: </w:t>
-      </w:r>
-      <w:r>
-        <w:rPr>
-          <w:b/>
-          <w:shd w:val="clear" w:color="auto" w:fill="B7B7B7"/>
-        </w:rPr>
-        <w:t xml:space="preserve">Chatgpt </w:t>
-      </w:r>
-      <w:r>
-        <w:rPr>
-          <w:b/>
-          <w:sz w:val="14"/>
-          <w:szCs w:val="14"/>
-          <w:shd w:val="clear" w:color="auto" w:fill="B7B7B7"/>
-        </w:rPr>
-        <w:t>(GPT</w:t>
-      </w:r>
-      <w:r>
-        <w:rPr>
-          <w:rFonts w:ascii="Cambria Math" w:hAnsi="Cambria Math" w:cs="Cambria Math"/>
-          <w:b/>
-          <w:sz w:val="14"/>
-          <w:szCs w:val="14"/>
-          <w:shd w:val="clear" w:color="auto" w:fill="B7B7B7"/>
+          <w:rFonts w:ascii="Arial" w:eastAsia="Arial" w:hAnsi="Arial" w:cs="Arial"/>
+          <w:b/>
+          <w:color w:val="000000"/>
+          <w:sz w:val="18"/>
+          <w:highlight w:val="lightGray"/>
+        </w:rPr>
+        <w:t># Source: AI Source: Provided by: [Data Path</w:t>
+      </w:r>
+      <w:r>
+        <w:rPr>
+          <w:rFonts w:ascii="Arial" w:eastAsia="Arial" w:hAnsi="Arial" w:cs="Arial"/>
+          <w:color w:val="000000"/>
+          <w:sz w:val="18"/>
+          <w:highlight w:val="lightGray"/>
+        </w:rPr>
+        <w:t xml:space="preserve">: Persons Table -&gt; ID Column: 1, Name_En Column: Motasem Essam] -&gt; </w:t>
+      </w:r>
+      <w:r>
+        <w:rPr>
+          <w:rFonts w:ascii="Arial" w:eastAsia="Arial" w:hAnsi="Arial" w:cs="Arial"/>
+          <w:b/>
+          <w:color w:val="000000"/>
+          <w:sz w:val="18"/>
+          <w:highlight w:val="lightGray"/>
+        </w:rPr>
+        <w:t>From:</w:t>
+      </w:r>
+      <w:r>
+        <w:rPr>
+          <w:rFonts w:ascii="Arial" w:eastAsia="Arial" w:hAnsi="Arial" w:cs="Arial"/>
+          <w:color w:val="000000"/>
+          <w:sz w:val="18"/>
+          <w:highlight w:val="lightGray"/>
+        </w:rPr>
+        <w:t xml:space="preserve"> [Chatgpt (GPT</w:t>
+      </w:r>
+      <w:r>
+        <w:rPr>
+          <w:rFonts w:ascii="Arial" w:eastAsia="Arial" w:hAnsi="Arial" w:cs="Cambria Math"/>
+          <w:color w:val="000000"/>
+          <w:sz w:val="18"/>
+          <w:highlight w:val="lightGray"/>
         </w:rPr>
         <w:t>‑</w:t>
       </w:r>
       <w:r>
         <w:rPr>
-          <w:b/>
-          <w:sz w:val="14"/>
-          <w:szCs w:val="14"/>
-          <w:shd w:val="clear" w:color="auto" w:fill="B7B7B7"/>
-        </w:rPr>
-        <w:t>5 Mini) at [8/12/2025]</w:t>
+          <w:rFonts w:ascii="Arial" w:eastAsia="Arial" w:hAnsi="Arial" w:cs="Arial"/>
+          <w:color w:val="000000"/>
+          <w:sz w:val="18"/>
+          <w:highlight w:val="lightGray"/>
+        </w:rPr>
+        <w:t xml:space="preserve">5 Mini)] </w:t>
+      </w:r>
+      <w:r>
+        <w:rPr>
+          <w:rFonts w:ascii="Arial" w:eastAsia="Arial" w:hAnsi="Arial" w:cs="Arial"/>
+          <w:b/>
+          <w:color w:val="000000"/>
+          <w:sz w:val="18"/>
+          <w:highlight w:val="lightGray"/>
+        </w:rPr>
+        <w:t>on</w:t>
+      </w:r>
+      <w:r>
+        <w:rPr>
+          <w:rFonts w:ascii="Arial" w:eastAsia="Arial" w:hAnsi="Arial"/>
+          <w:sz w:val="18"/>
+          <w:highlight w:val="lightGray"/>
+        </w:rPr>
+        <w:t xml:space="preserve"> [8/12/2025]</w:t>
       </w:r>
     </w:p>
     <w:p>
@@ -3380,7 +3563,7 @@
           <w:ilvl w:val="0"/>
           <w:numId w:val="8"/>
         </w:numPr>
-        <w:spacing w:before="240"/>
+        <w:spacing w:before="240" w:after="0" w:line="276" w:lineRule="auto"/>
       </w:pPr>
       <w:r>
         <w:rPr>
@@ -3408,6 +3591,7 @@
           <w:ilvl w:val="0"/>
           <w:numId w:val="8"/>
         </w:numPr>
+        <w:spacing w:after="0" w:line="276" w:lineRule="auto"/>
       </w:pPr>
       <w:r>
         <w:rPr>
@@ -3435,6 +3619,7 @@
           <w:ilvl w:val="0"/>
           <w:numId w:val="8"/>
         </w:numPr>
+        <w:spacing w:after="0" w:line="276" w:lineRule="auto"/>
       </w:pPr>
       <w:r>
         <w:rPr>
@@ -3462,6 +3647,7 @@
           <w:ilvl w:val="1"/>
           <w:numId w:val="8"/>
         </w:numPr>
+        <w:spacing w:after="0" w:line="276" w:lineRule="auto"/>
       </w:pPr>
       <w:r>
         <w:rPr>
@@ -3495,7 +3681,7 @@
           <w:ilvl w:val="1"/>
           <w:numId w:val="8"/>
         </w:numPr>
-        <w:spacing w:after="240"/>
+        <w:spacing w:after="240" w:line="276" w:lineRule="auto"/>
       </w:pPr>
       <w:r>
         <w:rPr>
@@ -3519,7 +3705,7 @@
     </w:p>
     <w:p>
       <w:r>
-        <w:pict w14:anchorId="7B285BFA">
+        <w:pict w14:anchorId="18D6F0D6">
           <v:rect id="_x0000_i1035" style="width:0;height:1.5pt" o:hralign="center" o:hrstd="t" o:hr="t" fillcolor="#a0a0a0" stroked="f"/>
         </w:pict>
       </w:r>
@@ -3544,7 +3730,7 @@
           <w:ilvl w:val="0"/>
           <w:numId w:val="3"/>
         </w:numPr>
-        <w:spacing w:before="240"/>
+        <w:spacing w:before="240" w:after="0" w:line="276" w:lineRule="auto"/>
       </w:pPr>
       <w:r>
         <w:rPr>
@@ -3572,6 +3758,7 @@
           <w:ilvl w:val="0"/>
           <w:numId w:val="3"/>
         </w:numPr>
+        <w:spacing w:after="0" w:line="276" w:lineRule="auto"/>
       </w:pPr>
       <w:r>
         <w:rPr>
@@ -3599,7 +3786,7 @@
           <w:ilvl w:val="0"/>
           <w:numId w:val="3"/>
         </w:numPr>
-        <w:spacing w:after="240"/>
+        <w:spacing w:after="240" w:line="276" w:lineRule="auto"/>
       </w:pPr>
       <w:r>
         <w:rPr>
@@ -3617,18 +3804,19 @@
     </w:p>
     <w:p>
       <w:r>
-        <w:pict w14:anchorId="565D8AAB">
+        <w:pict w14:anchorId="08E20B7A">
           <v:rect id="_x0000_i1036" style="width:0;height:1.5pt" o:hralign="center" o:hrstd="t" o:hr="t" fillcolor="#a0a0a0" stroked="f"/>
         </w:pict>
       </w:r>
     </w:p>
+    <w:p/>
     <w:p/>
     <w:p/>
     <w:sectPr>
       <w:pgSz w:w="12240" w:h="15840"/>
       <w:pgMar w:top="1440" w:right="1440" w:bottom="1440" w:left="1440" w:header="720" w:footer="720" w:gutter="0"/>
-      <w:pgNumType w:start="1"/>
       <w:cols w:space="720"/>
+      <w:docGrid w:linePitch="360"/>
     </w:sectPr>
   </w:body>
 </w:document>
@@ -5235,18 +5423,6 @@
   <w:style w:type="paragraph" w:default="1" w:styleId="Normal">
     <w:name w:val="Normal"/>
     <w:qFormat/>
-    <w:rsid w:val="00516649"/>
-    <w:pPr>
-      <w:spacing w:after="0" w:line="276" w:lineRule="auto"/>
-    </w:pPr>
-    <w:rPr>
-      <w:rFonts w:ascii="Arial" w:eastAsia="Arial" w:hAnsi="Arial" w:cs="Arial"/>
-      <w:kern w:val="0"/>
-      <w:sz w:val="22"/>
-      <w:szCs w:val="22"/>
-      <w:lang w:val="en"/>
-      <w14:ligatures w14:val="none"/>
-    </w:rPr>
   </w:style>
   <w:style w:type="paragraph" w:styleId="Heading1">
     <w:name w:val="heading 1"/>
@@ -5255,7 +5431,7 @@
     <w:link w:val="Heading1Char"/>
     <w:uiPriority w:val="9"/>
     <w:qFormat/>
-    <w:rsid w:val="0077375A"/>
+    <w:rsid w:val="00E14091"/>
     <w:pPr>
       <w:keepNext/>
       <w:keepLines/>
@@ -5277,7 +5453,7 @@
     <w:uiPriority w:val="9"/>
     <w:unhideWhenUsed/>
     <w:qFormat/>
-    <w:rsid w:val="0077375A"/>
+    <w:rsid w:val="00E14091"/>
     <w:pPr>
       <w:keepNext/>
       <w:keepLines/>
@@ -5299,7 +5475,7 @@
     <w:uiPriority w:val="9"/>
     <w:unhideWhenUsed/>
     <w:qFormat/>
-    <w:rsid w:val="0077375A"/>
+    <w:rsid w:val="00E14091"/>
     <w:pPr>
       <w:keepNext/>
       <w:keepLines/>
@@ -5322,7 +5498,7 @@
     <w:semiHidden/>
     <w:unhideWhenUsed/>
     <w:qFormat/>
-    <w:rsid w:val="0077375A"/>
+    <w:rsid w:val="00E14091"/>
     <w:pPr>
       <w:keepNext/>
       <w:keepLines/>
@@ -5345,7 +5521,7 @@
     <w:semiHidden/>
     <w:unhideWhenUsed/>
     <w:qFormat/>
-    <w:rsid w:val="0077375A"/>
+    <w:rsid w:val="00E14091"/>
     <w:pPr>
       <w:keepNext/>
       <w:keepLines/>
@@ -5366,11 +5542,11 @@
     <w:semiHidden/>
     <w:unhideWhenUsed/>
     <w:qFormat/>
-    <w:rsid w:val="0077375A"/>
+    <w:rsid w:val="00E14091"/>
     <w:pPr>
       <w:keepNext/>
       <w:keepLines/>
-      <w:spacing w:before="40"/>
+      <w:spacing w:before="40" w:after="0"/>
       <w:outlineLvl w:val="5"/>
     </w:pPr>
     <w:rPr>
@@ -5389,11 +5565,11 @@
     <w:semiHidden/>
     <w:unhideWhenUsed/>
     <w:qFormat/>
-    <w:rsid w:val="0077375A"/>
+    <w:rsid w:val="00E14091"/>
     <w:pPr>
       <w:keepNext/>
       <w:keepLines/>
-      <w:spacing w:before="40"/>
+      <w:spacing w:before="40" w:after="0"/>
       <w:outlineLvl w:val="6"/>
     </w:pPr>
     <w:rPr>
@@ -5410,10 +5586,11 @@
     <w:semiHidden/>
     <w:unhideWhenUsed/>
     <w:qFormat/>
-    <w:rsid w:val="0077375A"/>
+    <w:rsid w:val="00E14091"/>
     <w:pPr>
       <w:keepNext/>
       <w:keepLines/>
+      <w:spacing w:after="0"/>
       <w:outlineLvl w:val="7"/>
     </w:pPr>
     <w:rPr>
@@ -5432,10 +5609,11 @@
     <w:semiHidden/>
     <w:unhideWhenUsed/>
     <w:qFormat/>
-    <w:rsid w:val="0077375A"/>
+    <w:rsid w:val="00E14091"/>
     <w:pPr>
       <w:keepNext/>
       <w:keepLines/>
+      <w:spacing w:after="0"/>
       <w:outlineLvl w:val="8"/>
     </w:pPr>
     <w:rPr>
@@ -5475,7 +5653,7 @@
     <w:basedOn w:val="DefaultParagraphFont"/>
     <w:link w:val="Heading1"/>
     <w:uiPriority w:val="9"/>
-    <w:rsid w:val="0077375A"/>
+    <w:rsid w:val="00E14091"/>
     <w:rPr>
       <w:rFonts w:asciiTheme="majorHAnsi" w:eastAsiaTheme="majorEastAsia" w:hAnsiTheme="majorHAnsi" w:cstheme="majorBidi"/>
       <w:color w:val="2F5496" w:themeColor="accent1" w:themeShade="BF"/>
@@ -5488,7 +5666,7 @@
     <w:basedOn w:val="DefaultParagraphFont"/>
     <w:link w:val="Heading2"/>
     <w:uiPriority w:val="9"/>
-    <w:rsid w:val="0077375A"/>
+    <w:rsid w:val="00E14091"/>
     <w:rPr>
       <w:rFonts w:asciiTheme="majorHAnsi" w:eastAsiaTheme="majorEastAsia" w:hAnsiTheme="majorHAnsi" w:cstheme="majorBidi"/>
       <w:color w:val="2F5496" w:themeColor="accent1" w:themeShade="BF"/>
@@ -5501,7 +5679,7 @@
     <w:basedOn w:val="DefaultParagraphFont"/>
     <w:link w:val="Heading3"/>
     <w:uiPriority w:val="9"/>
-    <w:rsid w:val="0077375A"/>
+    <w:rsid w:val="00E14091"/>
     <w:rPr>
       <w:rFonts w:eastAsiaTheme="majorEastAsia" w:cstheme="majorBidi"/>
       <w:color w:val="2F5496" w:themeColor="accent1" w:themeShade="BF"/>
@@ -5515,7 +5693,7 @@
     <w:link w:val="Heading4"/>
     <w:uiPriority w:val="9"/>
     <w:semiHidden/>
-    <w:rsid w:val="0077375A"/>
+    <w:rsid w:val="00E14091"/>
     <w:rPr>
       <w:rFonts w:eastAsiaTheme="majorEastAsia" w:cstheme="majorBidi"/>
       <w:i/>
@@ -5529,7 +5707,7 @@
     <w:link w:val="Heading5"/>
     <w:uiPriority w:val="9"/>
     <w:semiHidden/>
-    <w:rsid w:val="0077375A"/>
+    <w:rsid w:val="00E14091"/>
     <w:rPr>
       <w:rFonts w:eastAsiaTheme="majorEastAsia" w:cstheme="majorBidi"/>
       <w:color w:val="2F5496" w:themeColor="accent1" w:themeShade="BF"/>
@@ -5541,7 +5719,7 @@
     <w:link w:val="Heading6"/>
     <w:uiPriority w:val="9"/>
     <w:semiHidden/>
-    <w:rsid w:val="0077375A"/>
+    <w:rsid w:val="00E14091"/>
     <w:rPr>
       <w:rFonts w:eastAsiaTheme="majorEastAsia" w:cstheme="majorBidi"/>
       <w:i/>
@@ -5555,7 +5733,7 @@
     <w:link w:val="Heading7"/>
     <w:uiPriority w:val="9"/>
     <w:semiHidden/>
-    <w:rsid w:val="0077375A"/>
+    <w:rsid w:val="00E14091"/>
     <w:rPr>
       <w:rFonts w:eastAsiaTheme="majorEastAsia" w:cstheme="majorBidi"/>
       <w:color w:val="595959" w:themeColor="text1" w:themeTint="A6"/>
@@ -5567,7 +5745,7 @@
     <w:link w:val="Heading8"/>
     <w:uiPriority w:val="9"/>
     <w:semiHidden/>
-    <w:rsid w:val="0077375A"/>
+    <w:rsid w:val="00E14091"/>
     <w:rPr>
       <w:rFonts w:eastAsiaTheme="majorEastAsia" w:cstheme="majorBidi"/>
       <w:i/>
@@ -5581,7 +5759,7 @@
     <w:link w:val="Heading9"/>
     <w:uiPriority w:val="9"/>
     <w:semiHidden/>
-    <w:rsid w:val="0077375A"/>
+    <w:rsid w:val="00E14091"/>
     <w:rPr>
       <w:rFonts w:eastAsiaTheme="majorEastAsia" w:cstheme="majorBidi"/>
       <w:color w:val="272727" w:themeColor="text1" w:themeTint="D8"/>
@@ -5594,7 +5772,7 @@
     <w:link w:val="TitleChar"/>
     <w:uiPriority w:val="10"/>
     <w:qFormat/>
-    <w:rsid w:val="0077375A"/>
+    <w:rsid w:val="00E14091"/>
     <w:pPr>
       <w:spacing w:after="80" w:line="240" w:lineRule="auto"/>
       <w:contextualSpacing/>
@@ -5612,7 +5790,7 @@
     <w:basedOn w:val="DefaultParagraphFont"/>
     <w:link w:val="Title"/>
     <w:uiPriority w:val="10"/>
-    <w:rsid w:val="0077375A"/>
+    <w:rsid w:val="00E14091"/>
     <w:rPr>
       <w:rFonts w:asciiTheme="majorHAnsi" w:eastAsiaTheme="majorEastAsia" w:hAnsiTheme="majorHAnsi" w:cstheme="majorBidi"/>
       <w:spacing w:val="-10"/>
@@ -5628,7 +5806,7 @@
     <w:link w:val="SubtitleChar"/>
     <w:uiPriority w:val="11"/>
     <w:qFormat/>
-    <w:rsid w:val="0077375A"/>
+    <w:rsid w:val="00E14091"/>
     <w:pPr>
       <w:numPr>
         <w:ilvl w:val="1"/>
@@ -5647,7 +5825,7 @@
     <w:basedOn w:val="DefaultParagraphFont"/>
     <w:link w:val="Subtitle"/>
     <w:uiPriority w:val="11"/>
-    <w:rsid w:val="0077375A"/>
+    <w:rsid w:val="00E14091"/>
     <w:rPr>
       <w:rFonts w:eastAsiaTheme="majorEastAsia" w:cstheme="majorBidi"/>
       <w:color w:val="595959" w:themeColor="text1" w:themeTint="A6"/>
@@ -5663,7 +5841,7 @@
     <w:link w:val="QuoteChar"/>
     <w:uiPriority w:val="29"/>
     <w:qFormat/>
-    <w:rsid w:val="0077375A"/>
+    <w:rsid w:val="00E14091"/>
     <w:pPr>
       <w:spacing w:before="160"/>
       <w:jc w:val="center"/>
@@ -5679,7 +5857,7 @@
     <w:basedOn w:val="DefaultParagraphFont"/>
     <w:link w:val="Quote"/>
     <w:uiPriority w:val="29"/>
-    <w:rsid w:val="0077375A"/>
+    <w:rsid w:val="00E14091"/>
     <w:rPr>
       <w:i/>
       <w:iCs/>
@@ -5691,7 +5869,7 @@
     <w:basedOn w:val="Normal"/>
     <w:uiPriority w:val="34"/>
     <w:qFormat/>
-    <w:rsid w:val="0077375A"/>
+    <w:rsid w:val="00E14091"/>
     <w:pPr>
       <w:ind w:left="720"/>
       <w:contextualSpacing/>
@@ -5702,7 +5880,7 @@
     <w:basedOn w:val="DefaultParagraphFont"/>
     <w:uiPriority w:val="21"/>
     <w:qFormat/>
-    <w:rsid w:val="0077375A"/>
+    <w:rsid w:val="00E14091"/>
     <w:rPr>
       <w:i/>
       <w:iCs/>
@@ -5716,7 +5894,7 @@
     <w:link w:val="IntenseQuoteChar"/>
     <w:uiPriority w:val="30"/>
     <w:qFormat/>
-    <w:rsid w:val="0077375A"/>
+    <w:rsid w:val="00E14091"/>
     <w:pPr>
       <w:pBdr>
         <w:top w:val="single" w:sz="4" w:space="10" w:color="2F5496" w:themeColor="accent1" w:themeShade="BF"/>
@@ -5737,7 +5915,7 @@
     <w:basedOn w:val="DefaultParagraphFont"/>
     <w:link w:val="IntenseQuote"/>
     <w:uiPriority w:val="30"/>
-    <w:rsid w:val="0077375A"/>
+    <w:rsid w:val="00E14091"/>
     <w:rPr>
       <w:i/>
       <w:iCs/>
@@ -5749,7 +5927,7 @@
     <w:basedOn w:val="DefaultParagraphFont"/>
     <w:uiPriority w:val="32"/>
     <w:qFormat/>
-    <w:rsid w:val="0077375A"/>
+    <w:rsid w:val="00E14091"/>
     <w:rPr>
       <w:b/>
       <w:bCs/>
